--- a/Paulo-Lira-Desenvolvedor-Back-end-RPA.docx
+++ b/Paulo-Lira-Desenvolvedor-Back-end-RPA.docx
@@ -2,13 +2,13 @@
 <file path=word/document.xml><?xml version="1.0" encoding="utf-8"?>
 <w:document xmlns:wpc="http://schemas.microsoft.com/office/word/2010/wordprocessingCanvas" xmlns:cx="http://schemas.microsoft.com/office/drawing/2014/chartex" xmlns:cx1="http://schemas.microsoft.com/office/drawing/2015/9/8/chartex" xmlns:mc="http://schemas.openxmlformats.org/markup-compatibility/2006" xmlns:o="urn:schemas-microsoft-com:office:office" xmlns:r="http://schemas.openxmlformats.org/officeDocument/2006/relationships" xmlns:m="http://schemas.openxmlformats.org/officeDocument/2006/math" xmlns:v="urn:schemas-microsoft-com:vml" xmlns:wp14="http://schemas.microsoft.com/office/word/2010/wordprocessingDrawing" xmlns:wp="http://schemas.openxmlformats.org/drawingml/2006/wordprocessingDrawing" xmlns:w10="urn:schemas-microsoft-com:office:word" xmlns:w="http://schemas.openxmlformats.org/wordprocessingml/2006/main" xmlns:w14="http://schemas.microsoft.com/office/word/2010/wordml" xmlns:w15="http://schemas.microsoft.com/office/word/2012/wordml" xmlns:w16se="http://schemas.microsoft.com/office/word/2015/wordml/symex" xmlns:wpg="http://schemas.microsoft.com/office/word/2010/wordprocessingGroup" xmlns:wpi="http://schemas.microsoft.com/office/word/2010/wordprocessingInk" xmlns:wne="http://schemas.microsoft.com/office/word/2006/wordml" xmlns:wps="http://schemas.microsoft.com/office/word/2010/wordprocessingShape" mc:Ignorable="w14 w15 w16se wp14">
   <w:body>
-    <w:p>
+    <w:p xmlns:wp14="http://schemas.microsoft.com/office/word/2010/wordml" wp14:textId="77777777">
       <w:pPr>
         <w:pStyle w:val="Title"/>
         <w:spacing w:line="259" w:lineRule="auto"/>
         <w:jc w:val="center"/>
       </w:pPr>
-      <w:bookmarkStart w:id="0" w:name="_GoBack"/>
+      <w:bookmarkStart w:name="_GoBack" w:id="0"/>
       <w:bookmarkEnd w:id="0"/>
       <w:r>
         <w:rPr>
@@ -19,7 +19,7 @@
         <w:t>PAULO LIRA</w:t>
       </w:r>
     </w:p>
-    <w:p>
+    <w:p xmlns:wp14="http://schemas.microsoft.com/office/word/2010/wordml" wp14:textId="77777777">
       <w:pPr>
         <w:pStyle w:val="Title"/>
         <w:spacing w:line="259" w:lineRule="auto"/>
@@ -47,7 +47,7 @@
         <w:t>Sim</w:t>
       </w:r>
     </w:p>
-    <w:p>
+    <w:p xmlns:wp14="http://schemas.microsoft.com/office/word/2010/wordml" wp14:textId="77777777">
       <w:pPr>
         <w:pStyle w:val="Title"/>
         <w:spacing w:line="259" w:lineRule="auto"/>
@@ -85,7 +85,7 @@
         <w:t>E-mail: paulocesar_cl@hotmail.com</w:t>
       </w:r>
     </w:p>
-    <w:p>
+    <w:p xmlns:wp14="http://schemas.microsoft.com/office/word/2010/wordml" wp14:textId="77777777">
       <w:pPr>
         <w:pStyle w:val="Title"/>
         <w:spacing w:line="259" w:lineRule="auto"/>
@@ -101,7 +101,7 @@
         </w:rPr>
         <w:t xml:space="preserve">Linkedin: </w:t>
       </w:r>
-      <w:hyperlink r:id="rId7" w:history="1">
+      <w:hyperlink w:history="1" r:id="rId7">
         <w:r>
           <w:rPr>
             <w:rStyle w:val="Internetlink"/>
@@ -135,7 +135,7 @@
         </w:rPr>
         <w:t xml:space="preserve">Portfólio: </w:t>
       </w:r>
-      <w:hyperlink r:id="rId8" w:history="1">
+      <w:hyperlink w:history="1" r:id="rId8">
         <w:r>
           <w:rPr>
             <w:rStyle w:val="Internetlink"/>
@@ -149,7 +149,7 @@
         </w:r>
       </w:hyperlink>
     </w:p>
-    <w:p>
+    <w:p xmlns:wp14="http://schemas.microsoft.com/office/word/2010/wordml" wp14:textId="77777777">
       <w:pPr>
         <w:pStyle w:val="Title"/>
         <w:spacing w:line="259" w:lineRule="auto"/>
@@ -161,7 +161,7 @@
         </w:rPr>
       </w:pPr>
     </w:p>
-    <w:p>
+    <w:p xmlns:wp14="http://schemas.microsoft.com/office/word/2010/wordml" wp14:textId="77777777">
       <w:pPr>
         <w:pStyle w:val="Textbody"/>
         <w:spacing w:line="259" w:lineRule="auto"/>
@@ -191,7 +191,7 @@
         <w:t>Desenvolvedor RPA / Back-end</w:t>
       </w:r>
     </w:p>
-    <w:p>
+    <w:p xmlns:wp14="http://schemas.microsoft.com/office/word/2010/wordml" wp14:textId="77777777">
       <w:pPr>
         <w:pStyle w:val="Textbody"/>
         <w:spacing w:line="259" w:lineRule="auto"/>
@@ -202,7 +202,7 @@
         </w:rPr>
       </w:pPr>
     </w:p>
-    <w:p>
+    <w:p xmlns:wp14="http://schemas.microsoft.com/office/word/2010/wordml" wp14:textId="77777777">
       <w:pPr>
         <w:pStyle w:val="Textbody"/>
         <w:spacing w:line="259" w:lineRule="auto"/>
@@ -229,7 +229,7 @@
         <w:t>:</w:t>
       </w:r>
     </w:p>
-    <w:p>
+    <w:p xmlns:wp14="http://schemas.microsoft.com/office/word/2010/wordml" wp14:textId="77777777">
       <w:pPr>
         <w:pStyle w:val="Textbody"/>
         <w:numPr>
@@ -259,7 +259,7 @@
         <w:t xml:space="preserve"> 4 anos de experiência em desenvolvimento back-end, automação de processos (RPA) e integração de APIs.</w:t>
       </w:r>
     </w:p>
-    <w:p>
+    <w:p xmlns:wp14="http://schemas.microsoft.com/office/word/2010/wordml" wp14:textId="77777777">
       <w:pPr>
         <w:pStyle w:val="Textbody"/>
         <w:numPr>
@@ -279,7 +279,7 @@
         <w:t>Especialista em Python, com domínio em frameworks como Django e Flask.</w:t>
       </w:r>
     </w:p>
-    <w:p>
+    <w:p xmlns:wp14="http://schemas.microsoft.com/office/word/2010/wordml" wp14:textId="77777777">
       <w:pPr>
         <w:pStyle w:val="Textbody"/>
         <w:numPr>
@@ -309,7 +309,7 @@
         <w:t>e)</w:t>
       </w:r>
     </w:p>
-    <w:p>
+    <w:p xmlns:wp14="http://schemas.microsoft.com/office/word/2010/wordml" wp14:textId="77777777">
       <w:pPr>
         <w:pStyle w:val="Textbody"/>
         <w:numPr>
@@ -329,7 +329,7 @@
         <w:t>Experiência sólida com AWS (Lambda, S3, Step Functions, EventBridge, IAM, API Gateway).</w:t>
       </w:r>
     </w:p>
-    <w:p>
+    <w:p xmlns:wp14="http://schemas.microsoft.com/office/word/2010/wordml" wp14:textId="77777777">
       <w:pPr>
         <w:pStyle w:val="Textbody"/>
         <w:numPr>
@@ -349,7 +349,7 @@
         <w:t>Forte atuação em projetos de cloud computing, garantindo segurança, performance e escalabilidade.</w:t>
       </w:r>
     </w:p>
-    <w:p>
+    <w:p xmlns:wp14="http://schemas.microsoft.com/office/word/2010/wordml" wp14:textId="77777777">
       <w:pPr>
         <w:pStyle w:val="Textbody"/>
         <w:numPr>
@@ -379,7 +379,7 @@
         <w:t>ng.</w:t>
       </w:r>
     </w:p>
-    <w:p>
+    <w:p xmlns:wp14="http://schemas.microsoft.com/office/word/2010/wordml" wp14:textId="77777777">
       <w:pPr>
         <w:pStyle w:val="Textbody"/>
         <w:numPr>
@@ -399,7 +399,7 @@
         <w:t>Habilidade na criação de arquiteturas event-driven e otimização de processos.</w:t>
       </w:r>
     </w:p>
-    <w:p>
+    <w:p xmlns:wp14="http://schemas.microsoft.com/office/word/2010/wordml" wp14:textId="77777777">
       <w:pPr>
         <w:pStyle w:val="Textbody"/>
         <w:numPr>
@@ -419,7 +419,7 @@
         <w:t>Capacidade de reduzir custos computacionais por meio de otimizações avançadas.</w:t>
       </w:r>
     </w:p>
-    <w:p>
+    <w:p xmlns:wp14="http://schemas.microsoft.com/office/word/2010/wordml" wp14:textId="77777777">
       <w:pPr>
         <w:pStyle w:val="Textbody"/>
         <w:numPr>
@@ -439,13 +439,13 @@
         <w:t>Experiência na criação de documentação técnica e desenvolvimento de soluções escaláveis.</w:t>
       </w:r>
     </w:p>
-    <w:p>
+    <w:p xmlns:wp14="http://schemas.microsoft.com/office/word/2010/wordml" wp14:textId="77777777">
       <w:pPr>
         <w:pStyle w:val="Textbody"/>
         <w:spacing w:line="259" w:lineRule="auto"/>
       </w:pPr>
     </w:p>
-    <w:p>
+    <w:p xmlns:wp14="http://schemas.microsoft.com/office/word/2010/wordml" wp14:textId="77777777">
       <w:pPr>
         <w:pStyle w:val="Standard"/>
       </w:pPr>
@@ -458,37 +458,377 @@
         <w:t>Formação Acadêmica:</w:t>
       </w:r>
     </w:p>
+    <w:p xmlns:wp14="http://schemas.microsoft.com/office/word/2010/wordml" wp14:textId="77777777">
+      <w:pPr>
+        <w:pStyle w:val="Standard"/>
+        <w:rPr>
+          <w:rFonts w:ascii="Arial" w:hAnsi="Arial" w:cs="Arial"/>
+        </w:rPr>
+      </w:pPr>
+    </w:p>
+    <w:p xmlns:wp14="http://schemas.microsoft.com/office/word/2010/wordml" wp14:textId="77777777">
+      <w:pPr>
+        <w:pStyle w:val="Standard"/>
+      </w:pPr>
+      <w:r>
+        <w:rPr>
+          <w:rFonts w:ascii="Arial" w:hAnsi="Arial" w:cs="Arial"/>
+        </w:rPr>
+        <w:t xml:space="preserve">Graduação em Análise e Desenvolvimento de Sistemas - </w:t>
+      </w:r>
+      <w:r>
+        <w:rPr>
+          <w:rFonts w:ascii="Arial" w:hAnsi="Arial" w:cs="Arial"/>
+        </w:rPr>
+        <w:t>Descomplica (2022 – 2025)</w:t>
+      </w:r>
+    </w:p>
+    <w:p xmlns:wp14="http://schemas.microsoft.com/office/word/2010/wordml" wp14:textId="77777777">
+      <w:pPr>
+        <w:pStyle w:val="Standard"/>
+      </w:pPr>
+    </w:p>
+    <w:p xmlns:wp14="http://schemas.microsoft.com/office/word/2010/wordml" wp14:textId="77777777">
+      <w:pPr>
+        <w:pStyle w:val="Standard"/>
+      </w:pPr>
+      <w:r>
+        <w:rPr>
+          <w:rFonts w:ascii="Arial" w:hAnsi="Arial" w:cs="Arial"/>
+          <w:b w:val="1"/>
+          <w:bCs w:val="1"/>
+        </w:rPr>
+        <w:t>Experiências Profissionais:</w:t>
+      </w:r>
+    </w:p>
     <w:p>
       <w:pPr>
         <w:pStyle w:val="Standard"/>
         <w:rPr>
           <w:rFonts w:ascii="Arial" w:hAnsi="Arial" w:cs="Arial"/>
+          <w:b w:val="1"/>
+          <w:bCs w:val="1"/>
         </w:rPr>
       </w:pPr>
     </w:p>
     <w:p>
       <w:pPr>
         <w:pStyle w:val="Standard"/>
-      </w:pPr>
-      <w:r>
-        <w:rPr>
-          <w:rFonts w:ascii="Arial" w:hAnsi="Arial" w:cs="Arial"/>
-        </w:rPr>
-        <w:t xml:space="preserve">Graduação em Análise e Desenvolvimento de Sistemas - </w:t>
-      </w:r>
-      <w:r>
-        <w:rPr>
-          <w:rFonts w:ascii="Arial" w:hAnsi="Arial" w:cs="Arial"/>
-        </w:rPr>
-        <w:t>Descomplica (2022 – 2025)</w:t>
+        <w:rPr>
+          <w:rFonts w:ascii="Arial" w:hAnsi="Arial" w:eastAsia="Arial" w:cs="Arial"/>
+          <w:b w:val="0"/>
+          <w:bCs w:val="0"/>
+          <w:i w:val="0"/>
+          <w:iCs w:val="0"/>
+          <w:caps w:val="0"/>
+          <w:smallCaps w:val="0"/>
+          <w:noProof w:val="0"/>
+          <w:color w:val="000000" w:themeColor="text1" w:themeTint="FF" w:themeShade="FF"/>
+          <w:sz w:val="22"/>
+          <w:szCs w:val="22"/>
+          <w:lang w:val="en-US"/>
+        </w:rPr>
+      </w:pPr>
+      <w:r>
+        <w:rPr>
+          <w:rFonts w:ascii="Arial" w:hAnsi="Arial" w:eastAsia="Arial" w:cs="Arial"/>
+          <w:b w:val="1"/>
+          <w:bCs w:val="1"/>
+          <w:i w:val="0"/>
+          <w:iCs w:val="0"/>
+          <w:caps w:val="0"/>
+          <w:smallCaps w:val="0"/>
+          <w:noProof w:val="0"/>
+          <w:color w:val="000000" w:themeColor="text1" w:themeTint="FF" w:themeShade="FF"/>
+          <w:sz w:val="22"/>
+          <w:szCs w:val="22"/>
+          <w:lang w:val="pt-PT"/>
+        </w:rPr>
+        <w:t>ValGroup (Lorena, SP)</w:t>
       </w:r>
     </w:p>
     <w:p>
       <w:pPr>
         <w:pStyle w:val="Standard"/>
-      </w:pPr>
+        <w:rPr>
+          <w:rFonts w:ascii="Segoe UI" w:hAnsi="Segoe UI" w:eastAsia="Segoe UI" w:cs="Segoe UI"/>
+          <w:b w:val="0"/>
+          <w:bCs w:val="0"/>
+          <w:i w:val="0"/>
+          <w:iCs w:val="0"/>
+          <w:caps w:val="0"/>
+          <w:smallCaps w:val="0"/>
+          <w:noProof w:val="0"/>
+          <w:color w:val="000000" w:themeColor="text1" w:themeTint="FF" w:themeShade="FF"/>
+          <w:sz w:val="22"/>
+          <w:szCs w:val="22"/>
+          <w:lang w:val="en-US"/>
+        </w:rPr>
+      </w:pPr>
+      <w:r>
+        <w:rPr>
+          <w:rFonts w:ascii="Arial" w:hAnsi="Arial" w:eastAsia="Arial" w:cs="Arial"/>
+          <w:b w:val="0"/>
+          <w:bCs w:val="0"/>
+          <w:i w:val="1"/>
+          <w:iCs w:val="1"/>
+          <w:caps w:val="0"/>
+          <w:smallCaps w:val="0"/>
+          <w:noProof w:val="0"/>
+          <w:color w:val="000000" w:themeColor="text1" w:themeTint="FF" w:themeShade="FF"/>
+          <w:sz w:val="22"/>
+          <w:szCs w:val="22"/>
+          <w:lang w:val="pt-PT"/>
+        </w:rPr>
+        <w:t xml:space="preserve">Desenvolvedor Back-end &amp; RPA </w:t>
+      </w:r>
+      <w:r>
+        <w:rPr>
+          <w:rFonts w:ascii="Segoe UI" w:hAnsi="Segoe UI" w:eastAsia="Segoe UI" w:cs="Segoe UI"/>
+          <w:b w:val="0"/>
+          <w:bCs w:val="0"/>
+          <w:i w:val="1"/>
+          <w:iCs w:val="1"/>
+          <w:caps w:val="0"/>
+          <w:smallCaps w:val="0"/>
+          <w:noProof w:val="0"/>
+          <w:color w:val="000000" w:themeColor="text1" w:themeTint="FF" w:themeShade="FF"/>
+          <w:sz w:val="22"/>
+          <w:szCs w:val="22"/>
+          <w:lang w:val="pt-BR"/>
+        </w:rPr>
+        <w:t>(jul 2025 – Atual)</w:t>
+      </w:r>
     </w:p>
     <w:p>
+      <w:pPr>
+        <w:pStyle w:val="Standard"/>
+        <w:rPr>
+          <w:rFonts w:ascii="Segoe UI" w:hAnsi="Segoe UI" w:eastAsia="Segoe UI" w:cs="Segoe UI"/>
+          <w:b w:val="0"/>
+          <w:bCs w:val="0"/>
+          <w:i w:val="0"/>
+          <w:iCs w:val="0"/>
+          <w:caps w:val="0"/>
+          <w:smallCaps w:val="0"/>
+          <w:noProof w:val="0"/>
+          <w:color w:val="000000" w:themeColor="text1" w:themeTint="FF" w:themeShade="FF"/>
+          <w:sz w:val="22"/>
+          <w:szCs w:val="22"/>
+          <w:lang w:val="en-US"/>
+        </w:rPr>
+      </w:pPr>
+      <w:r>
+        <w:rPr>
+          <w:rFonts w:ascii="Segoe UI" w:hAnsi="Segoe UI" w:eastAsia="Segoe UI" w:cs="Segoe UI"/>
+          <w:b w:val="1"/>
+          <w:bCs w:val="1"/>
+          <w:i w:val="1"/>
+          <w:iCs w:val="1"/>
+          <w:caps w:val="0"/>
+          <w:smallCaps w:val="0"/>
+          <w:noProof w:val="0"/>
+          <w:color w:val="000000" w:themeColor="text1" w:themeTint="FF" w:themeShade="FF"/>
+          <w:sz w:val="22"/>
+          <w:szCs w:val="22"/>
+          <w:lang w:val="pt-BR"/>
+        </w:rPr>
+        <w:t>Atividades:</w:t>
+      </w:r>
+    </w:p>
+    <w:p>
+      <w:pPr>
+        <w:pStyle w:val="Standard"/>
+        <w:numPr>
+          <w:ilvl w:val="0"/>
+          <w:numId w:val="16"/>
+        </w:numPr>
+        <w:rPr>
+          <w:rFonts w:ascii="Arial" w:hAnsi="Arial" w:eastAsia="Arial" w:cs="Arial"/>
+          <w:b w:val="0"/>
+          <w:bCs w:val="0"/>
+          <w:i w:val="0"/>
+          <w:iCs w:val="0"/>
+          <w:caps w:val="0"/>
+          <w:smallCaps w:val="0"/>
+          <w:noProof w:val="0"/>
+          <w:color w:val="000000" w:themeColor="text1" w:themeTint="FF" w:themeShade="FF"/>
+          <w:sz w:val="20"/>
+          <w:szCs w:val="20"/>
+          <w:lang w:val="pt-PT"/>
+        </w:rPr>
+      </w:pPr>
+      <w:r>
+        <w:rPr>
+          <w:rFonts w:ascii="Arial" w:hAnsi="Arial" w:eastAsia="Arial" w:cs="Arial"/>
+          <w:b w:val="0"/>
+          <w:bCs w:val="0"/>
+          <w:i w:val="0"/>
+          <w:iCs w:val="0"/>
+          <w:caps w:val="0"/>
+          <w:smallCaps w:val="0"/>
+          <w:noProof w:val="0"/>
+          <w:color w:val="000000" w:themeColor="text1" w:themeTint="FF" w:themeShade="FF"/>
+          <w:sz w:val="20"/>
+          <w:szCs w:val="20"/>
+          <w:lang w:val="pt-BR"/>
+        </w:rPr>
+        <w:t>Desenvolvimento</w:t>
+      </w:r>
+      <w:r>
+        <w:rPr>
+          <w:rFonts w:ascii="Arial" w:hAnsi="Arial" w:eastAsia="Arial" w:cs="Arial"/>
+          <w:b w:val="0"/>
+          <w:bCs w:val="0"/>
+          <w:i w:val="0"/>
+          <w:iCs w:val="0"/>
+          <w:caps w:val="0"/>
+          <w:smallCaps w:val="0"/>
+          <w:noProof w:val="0"/>
+          <w:color w:val="000000" w:themeColor="text1" w:themeTint="FF" w:themeShade="FF"/>
+          <w:sz w:val="20"/>
+          <w:szCs w:val="20"/>
+          <w:lang w:val="pt-PT"/>
+        </w:rPr>
+        <w:t xml:space="preserve"> e sustentação de automações em Python para o sistema SAP, com foco em integração de sistemas e melhoria de eficiência</w:t>
+      </w:r>
+    </w:p>
+    <w:p>
+      <w:pPr>
+        <w:pStyle w:val="Standard"/>
+        <w:numPr>
+          <w:ilvl w:val="0"/>
+          <w:numId w:val="16"/>
+        </w:numPr>
+        <w:rPr>
+          <w:rFonts w:ascii="Arial" w:hAnsi="Arial" w:eastAsia="Arial" w:cs="Arial"/>
+          <w:b w:val="0"/>
+          <w:bCs w:val="0"/>
+          <w:i w:val="0"/>
+          <w:iCs w:val="0"/>
+          <w:caps w:val="0"/>
+          <w:smallCaps w:val="0"/>
+          <w:noProof w:val="0"/>
+          <w:color w:val="000000" w:themeColor="text1" w:themeTint="FF" w:themeShade="FF"/>
+          <w:sz w:val="20"/>
+          <w:szCs w:val="20"/>
+          <w:lang w:val="en-US"/>
+        </w:rPr>
+      </w:pPr>
+      <w:r>
+        <w:rPr>
+          <w:rFonts w:ascii="Arial" w:hAnsi="Arial" w:eastAsia="Arial" w:cs="Arial"/>
+          <w:b w:val="0"/>
+          <w:bCs w:val="0"/>
+          <w:i w:val="0"/>
+          <w:iCs w:val="0"/>
+          <w:caps w:val="0"/>
+          <w:smallCaps w:val="0"/>
+          <w:noProof w:val="0"/>
+          <w:color w:val="000000" w:themeColor="text1" w:themeTint="FF" w:themeShade="FF"/>
+          <w:sz w:val="20"/>
+          <w:szCs w:val="20"/>
+          <w:lang w:val="pt-PT"/>
+        </w:rPr>
+        <w:t>Integrações entre RPA e APIs para criação de aplicações internas que permitem executar as automações recebendo parâmetros de entrada.</w:t>
+      </w:r>
+    </w:p>
+    <w:p>
+      <w:pPr>
+        <w:pStyle w:val="Standard"/>
+        <w:numPr>
+          <w:ilvl w:val="0"/>
+          <w:numId w:val="16"/>
+        </w:numPr>
+        <w:rPr>
+          <w:rFonts w:ascii="Arial" w:hAnsi="Arial" w:eastAsia="Arial" w:cs="Arial"/>
+          <w:b w:val="0"/>
+          <w:bCs w:val="0"/>
+          <w:i w:val="0"/>
+          <w:iCs w:val="0"/>
+          <w:caps w:val="0"/>
+          <w:smallCaps w:val="0"/>
+          <w:noProof w:val="0"/>
+          <w:color w:val="000000" w:themeColor="text1" w:themeTint="FF" w:themeShade="FF"/>
+          <w:sz w:val="20"/>
+          <w:szCs w:val="20"/>
+          <w:lang w:val="en-US"/>
+        </w:rPr>
+      </w:pPr>
+      <w:r>
+        <w:rPr>
+          <w:rFonts w:ascii="Arial" w:hAnsi="Arial" w:eastAsia="Arial" w:cs="Arial"/>
+          <w:b w:val="0"/>
+          <w:bCs w:val="0"/>
+          <w:i w:val="0"/>
+          <w:iCs w:val="0"/>
+          <w:caps w:val="0"/>
+          <w:smallCaps w:val="0"/>
+          <w:noProof w:val="0"/>
+          <w:color w:val="000000" w:themeColor="text1" w:themeTint="FF" w:themeShade="FF"/>
+          <w:sz w:val="20"/>
+          <w:szCs w:val="20"/>
+          <w:lang w:val="pt-PT"/>
+        </w:rPr>
+        <w:t>Uso do serviço da Botcity para controle das automações</w:t>
+      </w:r>
+    </w:p>
+    <w:p>
+      <w:pPr>
+        <w:pStyle w:val="Standard"/>
+        <w:numPr>
+          <w:ilvl w:val="0"/>
+          <w:numId w:val="16"/>
+        </w:numPr>
+        <w:rPr>
+          <w:rFonts w:ascii="Arial" w:hAnsi="Arial" w:eastAsia="Arial" w:cs="Arial"/>
+          <w:b w:val="0"/>
+          <w:bCs w:val="0"/>
+          <w:i w:val="0"/>
+          <w:iCs w:val="0"/>
+          <w:caps w:val="0"/>
+          <w:smallCaps w:val="0"/>
+          <w:noProof w:val="0"/>
+          <w:color w:val="000000" w:themeColor="text1" w:themeTint="FF" w:themeShade="FF"/>
+          <w:sz w:val="20"/>
+          <w:szCs w:val="20"/>
+          <w:lang w:val="en-US"/>
+        </w:rPr>
+      </w:pPr>
+      <w:r>
+        <w:rPr>
+          <w:rFonts w:ascii="Arial" w:hAnsi="Arial" w:eastAsia="Arial" w:cs="Arial"/>
+          <w:b w:val="0"/>
+          <w:bCs w:val="0"/>
+          <w:i w:val="0"/>
+          <w:iCs w:val="0"/>
+          <w:caps w:val="0"/>
+          <w:smallCaps w:val="0"/>
+          <w:noProof w:val="0"/>
+          <w:color w:val="000000" w:themeColor="text1" w:themeTint="FF" w:themeShade="FF"/>
+          <w:sz w:val="20"/>
+          <w:szCs w:val="20"/>
+          <w:lang w:val="pt-PT"/>
+        </w:rPr>
+        <w:t>Estudo e aplicação das funcionalidades do Pipefy.</w:t>
+      </w:r>
+    </w:p>
+    <w:p>
+      <w:pPr>
+        <w:pStyle w:val="Standard"/>
+        <w:rPr>
+          <w:rFonts w:ascii="Arial" w:hAnsi="Arial" w:cs="Arial"/>
+          <w:b w:val="1"/>
+          <w:bCs w:val="1"/>
+        </w:rPr>
+      </w:pPr>
+    </w:p>
+    <w:p xmlns:wp14="http://schemas.microsoft.com/office/word/2010/wordml" wp14:textId="77777777">
+      <w:pPr>
+        <w:pStyle w:val="Standard"/>
+      </w:pPr>
+    </w:p>
+    <w:p xmlns:wp14="http://schemas.microsoft.com/office/word/2010/wordml" wp14:textId="77777777">
       <w:pPr>
         <w:pStyle w:val="Standard"/>
       </w:pPr>
@@ -498,28 +838,10 @@
           <w:b/>
           <w:bCs/>
         </w:rPr>
-        <w:t>Experiências Profissionais:</w:t>
-      </w:r>
-    </w:p>
-    <w:p>
-      <w:pPr>
-        <w:pStyle w:val="Standard"/>
-      </w:pPr>
-    </w:p>
-    <w:p>
-      <w:pPr>
-        <w:pStyle w:val="Standard"/>
-      </w:pPr>
-      <w:r>
-        <w:rPr>
-          <w:rFonts w:ascii="Arial" w:hAnsi="Arial" w:cs="Arial"/>
-          <w:b/>
-          <w:bCs/>
-        </w:rPr>
         <w:t>FINDES (Vitoria, ES)</w:t>
       </w:r>
     </w:p>
-    <w:p>
+    <w:p xmlns:wp14="http://schemas.microsoft.com/office/word/2010/wordml" wp14:textId="77777777">
       <w:pPr>
         <w:pStyle w:val="Standard"/>
       </w:pPr>
@@ -532,7 +854,7 @@
         <w:t>Desenvolvedor Back-end &amp; Hiperautomações (mar 2025 – Atual)</w:t>
       </w:r>
     </w:p>
-    <w:p>
+    <w:p xmlns:wp14="http://schemas.microsoft.com/office/word/2010/wordml" wp14:textId="77777777">
       <w:pPr>
         <w:pStyle w:val="Standard"/>
       </w:pPr>
@@ -548,7 +870,7 @@
         <w:t>Atividades:</w:t>
       </w:r>
     </w:p>
-    <w:p>
+    <w:p xmlns:wp14="http://schemas.microsoft.com/office/word/2010/wordml" wp14:textId="77777777">
       <w:pPr>
         <w:pStyle w:val="Standard"/>
         <w:numPr>
@@ -591,7 +913,7 @@
         <w:t>de automações em Python, com foco em integração de sistemas e melhoria de eficiência</w:t>
       </w:r>
     </w:p>
-    <w:p>
+    <w:p xmlns:wp14="http://schemas.microsoft.com/office/word/2010/wordml" wp14:textId="77777777">
       <w:pPr>
         <w:pStyle w:val="Standard"/>
         <w:numPr>
@@ -624,7 +946,7 @@
         <w:t>ecuções</w:t>
       </w:r>
     </w:p>
-    <w:p>
+    <w:p xmlns:wp14="http://schemas.microsoft.com/office/word/2010/wordml" wp14:textId="77777777">
       <w:pPr>
         <w:pStyle w:val="Standard"/>
         <w:numPr>
@@ -648,7 +970,7 @@
         <w:t>Uso de SQL Server e SQLite para manipulação e persistência de dados em processos automatizados</w:t>
       </w:r>
     </w:p>
-    <w:p>
+    <w:p xmlns:wp14="http://schemas.microsoft.com/office/word/2010/wordml" wp14:textId="77777777">
       <w:pPr>
         <w:pStyle w:val="Standard"/>
         <w:numPr>
@@ -672,7 +994,7 @@
         <w:t>Desenvolvimento de um sistema de monitoramento com Grafana, incluindo coleta de métricas, visualização em dashboards e alertas</w:t>
       </w:r>
     </w:p>
-    <w:p>
+    <w:p xmlns:wp14="http://schemas.microsoft.com/office/word/2010/wordml" wp14:textId="77777777">
       <w:pPr>
         <w:pStyle w:val="Standard"/>
         <w:numPr>
@@ -705,12 +1027,12 @@
         <w:t>hiperautomação usando princípios de escalabilidade, orquestração e monitoramento contínuo</w:t>
       </w:r>
     </w:p>
-    <w:p>
-      <w:pPr>
-        <w:pStyle w:val="Standard"/>
-      </w:pPr>
-    </w:p>
-    <w:p>
+    <w:p xmlns:wp14="http://schemas.microsoft.com/office/word/2010/wordml" wp14:textId="77777777">
+      <w:pPr>
+        <w:pStyle w:val="Standard"/>
+      </w:pPr>
+    </w:p>
+    <w:p xmlns:wp14="http://schemas.microsoft.com/office/word/2010/wordml" wp14:textId="77777777">
       <w:pPr>
         <w:pStyle w:val="Standard"/>
       </w:pPr>
@@ -724,7 +1046,7 @@
         <w:t>T2C Group (Sorocaba, SP)</w:t>
       </w:r>
     </w:p>
-    <w:p>
+    <w:p xmlns:wp14="http://schemas.microsoft.com/office/word/2010/wordml" wp14:textId="77777777">
       <w:pPr>
         <w:pStyle w:val="Standard"/>
       </w:pPr>
@@ -738,7 +1060,7 @@
         <w:t>Desenvolvedor Back-end &amp; RPA (Jul 2024 – Mar 2025)</w:t>
       </w:r>
     </w:p>
-    <w:p>
+    <w:p xmlns:wp14="http://schemas.microsoft.com/office/word/2010/wordml" wp14:textId="77777777">
       <w:pPr>
         <w:pStyle w:val="Standard"/>
       </w:pPr>
@@ -754,7 +1076,7 @@
         <w:t>Atividades:</w:t>
       </w:r>
     </w:p>
-    <w:p>
+    <w:p xmlns:wp14="http://schemas.microsoft.com/office/word/2010/wordml" wp14:textId="77777777">
       <w:pPr>
         <w:pStyle w:val="Standard"/>
         <w:numPr>
@@ -787,7 +1109,7 @@
         <w:t>ywright e Pandas.</w:t>
       </w:r>
     </w:p>
-    <w:p>
+    <w:p xmlns:wp14="http://schemas.microsoft.com/office/word/2010/wordml" wp14:textId="77777777">
       <w:pPr>
         <w:pStyle w:val="Standard"/>
         <w:numPr>
@@ -811,7 +1133,7 @@
         <w:t>Integração de APIs (modernas e legadas) para comunicação entre sistemas.</w:t>
       </w:r>
     </w:p>
-    <w:p>
+    <w:p xmlns:wp14="http://schemas.microsoft.com/office/word/2010/wordml" wp14:textId="77777777">
       <w:pPr>
         <w:pStyle w:val="Standard"/>
         <w:numPr>
@@ -835,7 +1157,7 @@
         <w:t>Gerenciamento de dados estruturados com SQL Server e SQLite.</w:t>
       </w:r>
     </w:p>
-    <w:p>
+    <w:p xmlns:wp14="http://schemas.microsoft.com/office/word/2010/wordml" wp14:textId="77777777">
       <w:pPr>
         <w:pStyle w:val="Standard"/>
         <w:numPr>
@@ -868,7 +1190,7 @@
         <w:t>gócios.</w:t>
       </w:r>
     </w:p>
-    <w:p>
+    <w:p xmlns:wp14="http://schemas.microsoft.com/office/word/2010/wordml" wp14:textId="77777777">
       <w:pPr>
         <w:pStyle w:val="Standard"/>
         <w:numPr>
@@ -892,7 +1214,7 @@
         <w:t>Treinamento e desenvolvimento de automações usando UiPath e Power Automate.</w:t>
       </w:r>
     </w:p>
-    <w:p>
+    <w:p xmlns:wp14="http://schemas.microsoft.com/office/word/2010/wordml" wp14:textId="77777777">
       <w:pPr>
         <w:pStyle w:val="Standard"/>
         <w:ind w:left="720"/>
@@ -902,7 +1224,7 @@
         </w:rPr>
       </w:pPr>
     </w:p>
-    <w:p>
+    <w:p xmlns:wp14="http://schemas.microsoft.com/office/word/2010/wordml" wp14:textId="77777777">
       <w:pPr>
         <w:pStyle w:val="Standard"/>
         <w:rPr>
@@ -913,22 +1235,22 @@
         </w:rPr>
       </w:pPr>
     </w:p>
-    <w:p>
-      <w:pPr>
-        <w:pStyle w:val="Standard"/>
-      </w:pPr>
-    </w:p>
-    <w:p>
-      <w:pPr>
-        <w:pStyle w:val="Standard"/>
-      </w:pPr>
-    </w:p>
-    <w:p>
-      <w:pPr>
-        <w:pStyle w:val="Standard"/>
-      </w:pPr>
-    </w:p>
-    <w:p>
+    <w:p xmlns:wp14="http://schemas.microsoft.com/office/word/2010/wordml" wp14:textId="77777777">
+      <w:pPr>
+        <w:pStyle w:val="Standard"/>
+      </w:pPr>
+    </w:p>
+    <w:p xmlns:wp14="http://schemas.microsoft.com/office/word/2010/wordml" wp14:textId="77777777">
+      <w:pPr>
+        <w:pStyle w:val="Standard"/>
+      </w:pPr>
+    </w:p>
+    <w:p xmlns:wp14="http://schemas.microsoft.com/office/word/2010/wordml" wp14:textId="77777777">
+      <w:pPr>
+        <w:pStyle w:val="Standard"/>
+      </w:pPr>
+    </w:p>
+    <w:p xmlns:wp14="http://schemas.microsoft.com/office/word/2010/wordml" wp14:textId="77777777">
       <w:pPr>
         <w:pStyle w:val="Standard"/>
       </w:pPr>
@@ -942,7 +1264,7 @@
         <w:t>TrackCash (São José dos Campos, SP)</w:t>
       </w:r>
     </w:p>
-    <w:p>
+    <w:p xmlns:wp14="http://schemas.microsoft.com/office/word/2010/wordml" wp14:textId="77777777">
       <w:pPr>
         <w:pStyle w:val="Standard"/>
         <w:tabs>
@@ -973,7 +1295,7 @@
         <w:t>(Mar 2023 - Jul 2024)</w:t>
       </w:r>
     </w:p>
-    <w:p>
+    <w:p xmlns:wp14="http://schemas.microsoft.com/office/word/2010/wordml" wp14:textId="77777777">
       <w:pPr>
         <w:pStyle w:val="Standard"/>
         <w:tabs>
@@ -992,7 +1314,7 @@
         <w:t>Atividades:</w:t>
       </w:r>
     </w:p>
-    <w:p>
+    <w:p xmlns:wp14="http://schemas.microsoft.com/office/word/2010/wordml" wp14:textId="77777777">
       <w:pPr>
         <w:pStyle w:val="ListParagraph"/>
         <w:numPr>
@@ -1017,7 +1339,7 @@
         <w:t>Desenvolvimento e manutenção de softwares em Python para integração de dados com Selenium, Requests, Pandas, entre outras bibliotecas.</w:t>
       </w:r>
     </w:p>
-    <w:p>
+    <w:p xmlns:wp14="http://schemas.microsoft.com/office/word/2010/wordml" wp14:textId="77777777">
       <w:pPr>
         <w:pStyle w:val="Standard"/>
         <w:numPr>
@@ -1039,7 +1361,7 @@
         <w:t>Construção e otimização de pipelines ETL, processando grandes volumes de dados.</w:t>
       </w:r>
     </w:p>
-    <w:p>
+    <w:p xmlns:wp14="http://schemas.microsoft.com/office/word/2010/wordml" wp14:textId="77777777">
       <w:pPr>
         <w:pStyle w:val="Standard"/>
         <w:numPr>
@@ -1061,7 +1383,7 @@
         <w:t>Gestão de máquinas de estado (AWS Step Functions) e agendamento de processos (AWS EventBridge).</w:t>
       </w:r>
     </w:p>
-    <w:p>
+    <w:p xmlns:wp14="http://schemas.microsoft.com/office/word/2010/wordml" wp14:textId="77777777">
       <w:pPr>
         <w:pStyle w:val="Standard"/>
         <w:numPr>
@@ -1083,7 +1405,7 @@
         <w:t>Deploys automatizados usando Docker, GitLab CI/CD e Serverless Framework.</w:t>
       </w:r>
     </w:p>
-    <w:p>
+    <w:p xmlns:wp14="http://schemas.microsoft.com/office/word/2010/wordml" wp14:textId="77777777">
       <w:pPr>
         <w:pStyle w:val="Standard"/>
         <w:rPr>
@@ -1094,16 +1416,16 @@
         </w:rPr>
       </w:pPr>
     </w:p>
-    <w:p>
-      <w:pPr>
-        <w:pStyle w:val="Standard"/>
-        <w:rPr>
-          <w:rFonts w:ascii="Arial" w:hAnsi="Arial" w:cs="Arial"/>
-          <w:lang w:val="pt-BR"/>
-        </w:rPr>
-      </w:pPr>
-    </w:p>
-    <w:p>
+    <w:p xmlns:wp14="http://schemas.microsoft.com/office/word/2010/wordml" wp14:textId="77777777">
+      <w:pPr>
+        <w:pStyle w:val="Standard"/>
+        <w:rPr>
+          <w:rFonts w:ascii="Arial" w:hAnsi="Arial" w:cs="Arial"/>
+          <w:lang w:val="pt-BR"/>
+        </w:rPr>
+      </w:pPr>
+    </w:p>
+    <w:p xmlns:wp14="http://schemas.microsoft.com/office/word/2010/wordml" wp14:textId="77777777">
       <w:pPr>
         <w:pStyle w:val="Standard"/>
       </w:pPr>
@@ -1126,7 +1448,7 @@
         <w:br/>
       </w:r>
     </w:p>
-    <w:p>
+    <w:p xmlns:wp14="http://schemas.microsoft.com/office/word/2010/wordml" wp14:textId="77777777">
       <w:pPr>
         <w:pStyle w:val="Standard"/>
         <w:numPr>
@@ -1142,7 +1464,7 @@
         <w:t>Linguagens &amp; Frameworks: Python, C#, .NET, Django, Flask</w:t>
       </w:r>
     </w:p>
-    <w:p>
+    <w:p xmlns:wp14="http://schemas.microsoft.com/office/word/2010/wordml" wp14:textId="77777777">
       <w:pPr>
         <w:pStyle w:val="Standard"/>
         <w:numPr>
@@ -1165,7 +1487,7 @@
         <w:t xml:space="preserve"> &amp; Automação: Selenium, Playwright, Requests, Httpx, Asyncio, Pyautogui, Pysftp, Pandas</w:t>
       </w:r>
     </w:p>
-    <w:p>
+    <w:p xmlns:wp14="http://schemas.microsoft.com/office/word/2010/wordml" wp14:textId="77777777">
       <w:pPr>
         <w:pStyle w:val="Standard"/>
         <w:numPr>
@@ -1181,7 +1503,7 @@
         <w:t>Cloud &amp; DevOps: AWS (Lambda, S3, Step Functions, EventBridge, API Gateway), Docker, GitLab CI/CD, Serverless Framework</w:t>
       </w:r>
     </w:p>
-    <w:p>
+    <w:p xmlns:wp14="http://schemas.microsoft.com/office/word/2010/wordml" wp14:textId="77777777">
       <w:pPr>
         <w:pStyle w:val="Standard"/>
         <w:numPr>
@@ -1204,7 +1526,7 @@
         <w:t>eSQL, MongoDB</w:t>
       </w:r>
     </w:p>
-    <w:p>
+    <w:p xmlns:wp14="http://schemas.microsoft.com/office/word/2010/wordml" wp14:textId="77777777">
       <w:pPr>
         <w:pStyle w:val="Standard"/>
         <w:numPr>
@@ -1220,7 +1542,7 @@
         <w:t>APIs &amp; Integrações: REST, OAuth 2.0, Webhooks, Microservices</w:t>
       </w:r>
     </w:p>
-    <w:p>
+    <w:p xmlns:wp14="http://schemas.microsoft.com/office/word/2010/wordml" wp14:textId="77777777">
       <w:pPr>
         <w:pStyle w:val="Standard"/>
         <w:numPr>
@@ -1236,7 +1558,7 @@
         <w:t>Arquitetura &amp; Engenharia de Dados: ETL, Pandas, Assincronismo (asyncio), Paralelismo</w:t>
       </w:r>
     </w:p>
-    <w:p>
+    <w:p xmlns:wp14="http://schemas.microsoft.com/office/word/2010/wordml" wp14:textId="77777777">
       <w:pPr>
         <w:pStyle w:val="Standard"/>
         <w:ind w:left="720"/>
@@ -1246,12 +1568,12 @@
         </w:rPr>
       </w:pPr>
     </w:p>
-    <w:p>
-      <w:pPr>
-        <w:pStyle w:val="Standard"/>
-      </w:pPr>
-    </w:p>
-    <w:p>
+    <w:p xmlns:wp14="http://schemas.microsoft.com/office/word/2010/wordml" wp14:textId="77777777">
+      <w:pPr>
+        <w:pStyle w:val="Standard"/>
+      </w:pPr>
+    </w:p>
+    <w:p xmlns:wp14="http://schemas.microsoft.com/office/word/2010/wordml" wp14:textId="77777777">
       <w:pPr>
         <w:pStyle w:val="Standard"/>
       </w:pPr>
@@ -1265,7 +1587,7 @@
         <w:t>Idiomas:</w:t>
       </w:r>
     </w:p>
-    <w:p>
+    <w:p xmlns:wp14="http://schemas.microsoft.com/office/word/2010/wordml" wp14:textId="77777777">
       <w:pPr>
         <w:pStyle w:val="Standard"/>
       </w:pPr>
@@ -1288,7 +1610,7 @@
         <w:t>Inglês Intermediário – A2/B1</w:t>
       </w:r>
     </w:p>
-    <w:p>
+    <w:p xmlns:wp14="http://schemas.microsoft.com/office/word/2010/wordml" wp14:textId="77777777">
       <w:pPr>
         <w:pStyle w:val="Standard"/>
         <w:rPr>
@@ -1299,7 +1621,7 @@
         </w:rPr>
       </w:pPr>
     </w:p>
-    <w:p>
+    <w:p xmlns:wp14="http://schemas.microsoft.com/office/word/2010/wordml" wp14:textId="77777777">
       <w:pPr>
         <w:pStyle w:val="Standard"/>
       </w:pPr>
@@ -1317,7 +1639,7 @@
         <w:t xml:space="preserve"> Complementares</w:t>
       </w:r>
     </w:p>
-    <w:p>
+    <w:p xmlns:wp14="http://schemas.microsoft.com/office/word/2010/wordml" wp14:textId="77777777">
       <w:pPr>
         <w:pStyle w:val="Textbody"/>
         <w:numPr>
@@ -1343,7 +1665,7 @@
         <w:t>2025</w:t>
       </w:r>
     </w:p>
-    <w:p>
+    <w:p xmlns:wp14="http://schemas.microsoft.com/office/word/2010/wordml" wp14:textId="77777777">
       <w:pPr>
         <w:pStyle w:val="Textbody"/>
         <w:numPr>
@@ -1364,7 +1686,7 @@
         <w:t xml:space="preserve"> – 2025</w:t>
       </w:r>
     </w:p>
-    <w:p>
+    <w:p xmlns:wp14="http://schemas.microsoft.com/office/word/2010/wordml" wp14:textId="77777777">
       <w:pPr>
         <w:pStyle w:val="Textbody"/>
         <w:numPr>
@@ -1385,7 +1707,7 @@
         <w:t xml:space="preserve"> – 2024</w:t>
       </w:r>
     </w:p>
-    <w:p>
+    <w:p xmlns:wp14="http://schemas.microsoft.com/office/word/2010/wordml" wp14:textId="77777777">
       <w:pPr>
         <w:pStyle w:val="Textbody"/>
         <w:numPr>
@@ -1406,7 +1728,7 @@
         <w:t xml:space="preserve"> – 2023</w:t>
       </w:r>
     </w:p>
-    <w:p>
+    <w:p xmlns:wp14="http://schemas.microsoft.com/office/word/2010/wordml" wp14:textId="77777777">
       <w:pPr>
         <w:pStyle w:val="Textbody"/>
         <w:numPr>
@@ -1427,7 +1749,7 @@
         <w:t xml:space="preserve"> – 2023</w:t>
       </w:r>
     </w:p>
-    <w:p>
+    <w:p xmlns:wp14="http://schemas.microsoft.com/office/word/2010/wordml" wp14:textId="77777777">
       <w:pPr>
         <w:pStyle w:val="Textbody"/>
         <w:numPr>
@@ -1448,7 +1770,7 @@
         <w:t xml:space="preserve"> – 2023</w:t>
       </w:r>
     </w:p>
-    <w:p>
+    <w:p xmlns:wp14="http://schemas.microsoft.com/office/word/2010/wordml" wp14:textId="77777777">
       <w:pPr>
         <w:pStyle w:val="Textbody"/>
         <w:numPr>
@@ -1475,7 +1797,7 @@
         <w:t xml:space="preserve"> – 2022</w:t>
       </w:r>
     </w:p>
-    <w:p>
+    <w:p xmlns:wp14="http://schemas.microsoft.com/office/word/2010/wordml" wp14:textId="77777777">
       <w:pPr>
         <w:pStyle w:val="Textbody"/>
         <w:numPr>
@@ -1496,7 +1818,7 @@
         <w:t xml:space="preserve"> – 2022</w:t>
       </w:r>
     </w:p>
-    <w:p>
+    <w:p xmlns:wp14="http://schemas.microsoft.com/office/word/2010/wordml" wp14:textId="77777777">
       <w:pPr>
         <w:pStyle w:val="Textbody"/>
         <w:numPr>
@@ -1517,7 +1839,7 @@
         <w:t xml:space="preserve"> – 2022</w:t>
       </w:r>
     </w:p>
-    <w:p>
+    <w:p xmlns:wp14="http://schemas.microsoft.com/office/word/2010/wordml" wp14:textId="77777777">
       <w:pPr>
         <w:pStyle w:val="Textbody"/>
         <w:numPr>
@@ -1538,7 +1860,7 @@
         <w:t xml:space="preserve"> – 2022</w:t>
       </w:r>
     </w:p>
-    <w:p>
+    <w:p xmlns:wp14="http://schemas.microsoft.com/office/word/2010/wordml" wp14:textId="77777777">
       <w:pPr>
         <w:pStyle w:val="Textbody"/>
         <w:numPr>
@@ -1559,7 +1881,7 @@
         <w:t xml:space="preserve"> – 2022</w:t>
       </w:r>
     </w:p>
-    <w:p>
+    <w:p xmlns:wp14="http://schemas.microsoft.com/office/word/2010/wordml" wp14:textId="77777777">
       <w:pPr>
         <w:pStyle w:val="Textbody"/>
         <w:numPr>
@@ -1580,7 +1902,7 @@
         <w:t xml:space="preserve"> – 2021</w:t>
       </w:r>
     </w:p>
-    <w:p>
+    <w:p xmlns:wp14="http://schemas.microsoft.com/office/word/2010/wordml" wp14:textId="77777777">
       <w:pPr>
         <w:pStyle w:val="Textbody"/>
         <w:numPr>
@@ -1601,7 +1923,7 @@
         <w:t xml:space="preserve"> – 2021</w:t>
       </w:r>
     </w:p>
-    <w:p>
+    <w:p xmlns:wp14="http://schemas.microsoft.com/office/word/2010/wordml" wp14:textId="77777777">
       <w:pPr>
         <w:pStyle w:val="Textbody"/>
         <w:tabs>
@@ -1610,7 +1932,7 @@
         <w:ind w:left="709"/>
       </w:pPr>
     </w:p>
-    <w:p>
+    <w:p xmlns:wp14="http://schemas.microsoft.com/office/word/2010/wordml" wp14:textId="77777777">
       <w:pPr>
         <w:pStyle w:val="Textbody"/>
         <w:rPr>
@@ -1620,7 +1942,7 @@
         </w:rPr>
       </w:pPr>
     </w:p>
-    <w:p>
+    <w:p xmlns:wp14="http://schemas.microsoft.com/office/word/2010/wordml" wp14:textId="77777777">
       <w:pPr>
         <w:pStyle w:val="Textbody"/>
       </w:pPr>
@@ -1645,7 +1967,7 @@
         <w:t>ogias:</w:t>
       </w:r>
     </w:p>
-    <w:p>
+    <w:p xmlns:wp14="http://schemas.microsoft.com/office/word/2010/wordml" wp14:textId="77777777">
       <w:pPr>
         <w:pStyle w:val="Textbody"/>
       </w:pPr>
@@ -1660,7 +1982,7 @@
         <w:tab/>
       </w:r>
     </w:p>
-    <w:p>
+    <w:p xmlns:wp14="http://schemas.microsoft.com/office/word/2010/wordml" wp14:textId="77777777">
       <w:pPr>
         <w:pStyle w:val="Textbody"/>
       </w:pPr>
@@ -1681,7 +2003,7 @@
         <w:t xml:space="preserve"> Serverless, AWS, AWS Lambda, AWS S3, Cloudflare, Streamlit, Playwright, Selenium, Pytest, Pydantic, Gunicorn, Uvicorn, PostgreSQL, Webhook, HTTP, REST API etc.</w:t>
       </w:r>
     </w:p>
-    <w:p>
+    <w:p xmlns:wp14="http://schemas.microsoft.com/office/word/2010/wordml" wp14:textId="77777777">
       <w:pPr>
         <w:pStyle w:val="Textbody"/>
         <w:rPr>
@@ -1691,7 +2013,7 @@
         </w:rPr>
       </w:pPr>
     </w:p>
-    <w:p>
+    <w:p xmlns:wp14="http://schemas.microsoft.com/office/word/2010/wordml" wp14:textId="77777777">
       <w:pPr>
         <w:pStyle w:val="Textbody"/>
         <w:rPr>
@@ -1701,7 +2023,7 @@
         </w:rPr>
       </w:pPr>
     </w:p>
-    <w:p>
+    <w:p xmlns:wp14="http://schemas.microsoft.com/office/word/2010/wordml" wp14:textId="77777777">
       <w:pPr>
         <w:pStyle w:val="Textbody"/>
         <w:rPr>
@@ -1711,7 +2033,7 @@
         </w:rPr>
       </w:pPr>
     </w:p>
-    <w:p>
+    <w:p xmlns:wp14="http://schemas.microsoft.com/office/word/2010/wordml" wp14:textId="77777777">
       <w:pPr>
         <w:pStyle w:val="Textbody"/>
         <w:rPr>
@@ -1720,7 +2042,7 @@
         </w:rPr>
       </w:pPr>
     </w:p>
-    <w:p>
+    <w:p xmlns:wp14="http://schemas.microsoft.com/office/word/2010/wordml" wp14:textId="77777777">
       <w:pPr>
         <w:pStyle w:val="Textbody"/>
         <w:rPr>
@@ -1729,7 +2051,7 @@
         </w:rPr>
       </w:pPr>
     </w:p>
-    <w:p>
+    <w:p xmlns:wp14="http://schemas.microsoft.com/office/word/2010/wordml" wp14:textId="77777777">
       <w:pPr>
         <w:pStyle w:val="Standard"/>
         <w:widowControl/>
@@ -1741,7 +2063,7 @@
       </w:pPr>
     </w:p>
     <w:sectPr>
-      <w:pgSz w:w="12240" w:h="15840"/>
+      <w:pgSz w:w="12240" w:h="15840" w:orient="portrait"/>
       <w:pgMar w:top="1060" w:right="1020" w:bottom="280" w:left="1020" w:header="720" w:footer="720" w:gutter="0"/>
       <w:cols w:space="720"/>
     </w:sectPr>
@@ -1752,14 +2074,14 @@
 <file path=word/endnotes.xml><?xml version="1.0" encoding="utf-8"?>
 <w:endnotes xmlns:wpc="http://schemas.microsoft.com/office/word/2010/wordprocessingCanvas" xmlns:cx="http://schemas.microsoft.com/office/drawing/2014/chartex" xmlns:cx1="http://schemas.microsoft.com/office/drawing/2015/9/8/chartex" xmlns:mc="http://schemas.openxmlformats.org/markup-compatibility/2006" xmlns:o="urn:schemas-microsoft-com:office:office" xmlns:r="http://schemas.openxmlformats.org/officeDocument/2006/relationships" xmlns:m="http://schemas.openxmlformats.org/officeDocument/2006/math" xmlns:v="urn:schemas-microsoft-com:vml" xmlns:wp14="http://schemas.microsoft.com/office/word/2010/wordprocessingDrawing" xmlns:wp="http://schemas.openxmlformats.org/drawingml/2006/wordprocessingDrawing" xmlns:w10="urn:schemas-microsoft-com:office:word" xmlns:w="http://schemas.openxmlformats.org/wordprocessingml/2006/main" xmlns:w14="http://schemas.microsoft.com/office/word/2010/wordml" xmlns:w15="http://schemas.microsoft.com/office/word/2012/wordml" xmlns:w16se="http://schemas.microsoft.com/office/word/2015/wordml/symex" xmlns:wpg="http://schemas.microsoft.com/office/word/2010/wordprocessingGroup" xmlns:wpi="http://schemas.microsoft.com/office/word/2010/wordprocessingInk" xmlns:wne="http://schemas.microsoft.com/office/word/2006/wordml" xmlns:wps="http://schemas.microsoft.com/office/word/2010/wordprocessingShape" mc:Ignorable="w14 w15 w16se wp14">
   <w:endnote w:type="separator" w:id="-1">
-    <w:p>
+    <w:p xmlns:wp14="http://schemas.microsoft.com/office/word/2010/wordml" wp14:textId="77777777">
       <w:r>
         <w:separator/>
       </w:r>
     </w:p>
   </w:endnote>
   <w:endnote w:type="continuationSeparator" w:id="0">
-    <w:p>
+    <w:p xmlns:wp14="http://schemas.microsoft.com/office/word/2010/wordml" wp14:textId="77777777">
       <w:r>
         <w:continuationSeparator/>
       </w:r>
@@ -1771,7 +2093,7 @@
 <file path=word/footnotes.xml><?xml version="1.0" encoding="utf-8"?>
 <w:footnotes xmlns:wpc="http://schemas.microsoft.com/office/word/2010/wordprocessingCanvas" xmlns:cx="http://schemas.microsoft.com/office/drawing/2014/chartex" xmlns:cx1="http://schemas.microsoft.com/office/drawing/2015/9/8/chartex" xmlns:mc="http://schemas.openxmlformats.org/markup-compatibility/2006" xmlns:o="urn:schemas-microsoft-com:office:office" xmlns:r="http://schemas.openxmlformats.org/officeDocument/2006/relationships" xmlns:m="http://schemas.openxmlformats.org/officeDocument/2006/math" xmlns:v="urn:schemas-microsoft-com:vml" xmlns:wp14="http://schemas.microsoft.com/office/word/2010/wordprocessingDrawing" xmlns:wp="http://schemas.openxmlformats.org/drawingml/2006/wordprocessingDrawing" xmlns:w10="urn:schemas-microsoft-com:office:word" xmlns:w="http://schemas.openxmlformats.org/wordprocessingml/2006/main" xmlns:w14="http://schemas.microsoft.com/office/word/2010/wordml" xmlns:w15="http://schemas.microsoft.com/office/word/2012/wordml" xmlns:w16se="http://schemas.microsoft.com/office/word/2015/wordml/symex" xmlns:wpg="http://schemas.microsoft.com/office/word/2010/wordprocessingGroup" xmlns:wpi="http://schemas.microsoft.com/office/word/2010/wordprocessingInk" xmlns:wne="http://schemas.microsoft.com/office/word/2006/wordml" xmlns:wps="http://schemas.microsoft.com/office/word/2010/wordprocessingShape" mc:Ignorable="w14 w15 w16se wp14">
   <w:footnote w:type="separator" w:id="-1">
-    <w:p>
+    <w:p xmlns:wp14="http://schemas.microsoft.com/office/word/2010/wordml" wp14:textId="77777777">
       <w:r>
         <w:rPr>
           <w:color w:val="000000"/>
@@ -1781,7 +2103,7 @@
     </w:p>
   </w:footnote>
   <w:footnote w:type="continuationSeparator" w:id="0">
-    <w:p>
+    <w:p xmlns:wp14="http://schemas.microsoft.com/office/word/2010/wordml" wp14:textId="77777777">
       <w:r>
         <w:continuationSeparator/>
       </w:r>
@@ -1792,6 +2114,117 @@
 
 <file path=word/numbering.xml><?xml version="1.0" encoding="utf-8"?>
 <w:numbering xmlns:wpc="http://schemas.microsoft.com/office/word/2010/wordprocessingCanvas" xmlns:cx="http://schemas.microsoft.com/office/drawing/2014/chartex" xmlns:cx1="http://schemas.microsoft.com/office/drawing/2015/9/8/chartex" xmlns:mc="http://schemas.openxmlformats.org/markup-compatibility/2006" xmlns:o="urn:schemas-microsoft-com:office:office" xmlns:r="http://schemas.openxmlformats.org/officeDocument/2006/relationships" xmlns:m="http://schemas.openxmlformats.org/officeDocument/2006/math" xmlns:v="urn:schemas-microsoft-com:vml" xmlns:wp14="http://schemas.microsoft.com/office/word/2010/wordprocessingDrawing" xmlns:wp="http://schemas.openxmlformats.org/drawingml/2006/wordprocessingDrawing" xmlns:w10="urn:schemas-microsoft-com:office:word" xmlns:w="http://schemas.openxmlformats.org/wordprocessingml/2006/main" xmlns:w14="http://schemas.microsoft.com/office/word/2010/wordml" xmlns:w15="http://schemas.microsoft.com/office/word/2012/wordml" xmlns:w16se="http://schemas.microsoft.com/office/word/2015/wordml/symex" xmlns:wpg="http://schemas.microsoft.com/office/word/2010/wordprocessingGroup" xmlns:wpi="http://schemas.microsoft.com/office/word/2010/wordprocessingInk" xmlns:wne="http://schemas.microsoft.com/office/word/2006/wordml" xmlns:wps="http://schemas.microsoft.com/office/word/2010/wordprocessingShape" mc:Ignorable="w14 w15 w16se wp14">
+  <w:abstractNum xmlns:w="http://schemas.openxmlformats.org/wordprocessingml/2006/main" w:abstractNumId="9">
+    <w:nsid w:val="29e8a736"/>
+    <w:multiLevelType xmlns:w="http://schemas.openxmlformats.org/wordprocessingml/2006/main" w:val="multilevel"/>
+    <w:lvl xmlns:w="http://schemas.openxmlformats.org/wordprocessingml/2006/main" w:ilvl="0">
+      <w:numFmt w:val="bullet"/>
+      <w:lvlText w:val=""/>
+      <w:lvlJc w:val="left"/>
+      <w:pPr>
+        <w:ind w:left="720" w:hanging="360"/>
+      </w:pPr>
+      <w:rPr>
+        <w:rFonts w:hint="default" w:ascii="Symbol" w:hAnsi="Symbol"/>
+      </w:rPr>
+    </w:lvl>
+    <w:lvl xmlns:w="http://schemas.openxmlformats.org/wordprocessingml/2006/main" w:ilvl="1">
+      <w:start w:val="1"/>
+      <w:numFmt w:val="bullet"/>
+      <w:lvlText w:val="o"/>
+      <w:lvlJc w:val="left"/>
+      <w:pPr>
+        <w:ind w:left="1440" w:hanging="360"/>
+      </w:pPr>
+      <w:rPr>
+        <w:rFonts w:hint="default" w:ascii="Courier New" w:hAnsi="Courier New"/>
+      </w:rPr>
+    </w:lvl>
+    <w:lvl xmlns:w="http://schemas.openxmlformats.org/wordprocessingml/2006/main" w:ilvl="2">
+      <w:start w:val="1"/>
+      <w:numFmt w:val="bullet"/>
+      <w:lvlText w:val=""/>
+      <w:lvlJc w:val="left"/>
+      <w:pPr>
+        <w:ind w:left="2160" w:hanging="360"/>
+      </w:pPr>
+      <w:rPr>
+        <w:rFonts w:hint="default" w:ascii="Wingdings" w:hAnsi="Wingdings"/>
+      </w:rPr>
+    </w:lvl>
+    <w:lvl xmlns:w="http://schemas.openxmlformats.org/wordprocessingml/2006/main" w:ilvl="3">
+      <w:start w:val="1"/>
+      <w:numFmt w:val="bullet"/>
+      <w:lvlText w:val=""/>
+      <w:lvlJc w:val="left"/>
+      <w:pPr>
+        <w:ind w:left="2880" w:hanging="360"/>
+      </w:pPr>
+      <w:rPr>
+        <w:rFonts w:hint="default" w:ascii="Symbol" w:hAnsi="Symbol"/>
+      </w:rPr>
+    </w:lvl>
+    <w:lvl xmlns:w="http://schemas.openxmlformats.org/wordprocessingml/2006/main" w:ilvl="4">
+      <w:start w:val="1"/>
+      <w:numFmt w:val="bullet"/>
+      <w:lvlText w:val="o"/>
+      <w:lvlJc w:val="left"/>
+      <w:pPr>
+        <w:ind w:left="3600" w:hanging="360"/>
+      </w:pPr>
+      <w:rPr>
+        <w:rFonts w:hint="default" w:ascii="Courier New" w:hAnsi="Courier New"/>
+      </w:rPr>
+    </w:lvl>
+    <w:lvl xmlns:w="http://schemas.openxmlformats.org/wordprocessingml/2006/main" w:ilvl="5">
+      <w:start w:val="1"/>
+      <w:numFmt w:val="bullet"/>
+      <w:lvlText w:val=""/>
+      <w:lvlJc w:val="left"/>
+      <w:pPr>
+        <w:ind w:left="4320" w:hanging="360"/>
+      </w:pPr>
+      <w:rPr>
+        <w:rFonts w:hint="default" w:ascii="Wingdings" w:hAnsi="Wingdings"/>
+      </w:rPr>
+    </w:lvl>
+    <w:lvl xmlns:w="http://schemas.openxmlformats.org/wordprocessingml/2006/main" w:ilvl="6">
+      <w:start w:val="1"/>
+      <w:numFmt w:val="bullet"/>
+      <w:lvlText w:val=""/>
+      <w:lvlJc w:val="left"/>
+      <w:pPr>
+        <w:ind w:left="5040" w:hanging="360"/>
+      </w:pPr>
+      <w:rPr>
+        <w:rFonts w:hint="default" w:ascii="Symbol" w:hAnsi="Symbol"/>
+      </w:rPr>
+    </w:lvl>
+    <w:lvl xmlns:w="http://schemas.openxmlformats.org/wordprocessingml/2006/main" w:ilvl="7">
+      <w:start w:val="1"/>
+      <w:numFmt w:val="bullet"/>
+      <w:lvlText w:val="o"/>
+      <w:lvlJc w:val="left"/>
+      <w:pPr>
+        <w:ind w:left="5760" w:hanging="360"/>
+      </w:pPr>
+      <w:rPr>
+        <w:rFonts w:hint="default" w:ascii="Courier New" w:hAnsi="Courier New"/>
+      </w:rPr>
+    </w:lvl>
+    <w:lvl xmlns:w="http://schemas.openxmlformats.org/wordprocessingml/2006/main" w:ilvl="8">
+      <w:start w:val="1"/>
+      <w:numFmt w:val="bullet"/>
+      <w:lvlText w:val=""/>
+      <w:lvlJc w:val="left"/>
+      <w:pPr>
+        <w:ind w:left="6480" w:hanging="360"/>
+      </w:pPr>
+      <w:rPr>
+        <w:rFonts w:hint="default" w:ascii="Wingdings" w:hAnsi="Wingdings"/>
+      </w:rPr>
+    </w:lvl>
+  </w:abstractNum>
   <w:abstractNum w:abstractNumId="0" w15:restartNumberingAfterBreak="0">
     <w:nsid w:val="01A1267D"/>
     <w:multiLevelType w:val="multilevel"/>
@@ -2728,6 +3161,9 @@
       </w:rPr>
     </w:lvl>
   </w:abstractNum>
+  <w:num w:numId="16">
+    <w:abstractNumId w:val="9"/>
+  </w:num>
   <w:num w:numId="1">
     <w:abstractNumId w:val="3"/>
   </w:num>
@@ -2783,11 +3219,11 @@
 </file>
 
 <file path=word/styles.xml><?xml version="1.0" encoding="utf-8"?>
-<w:styles xmlns:mc="http://schemas.openxmlformats.org/markup-compatibility/2006" xmlns:r="http://schemas.openxmlformats.org/officeDocument/2006/relationships" xmlns:w="http://schemas.openxmlformats.org/wordprocessingml/2006/main" xmlns:w14="http://schemas.microsoft.com/office/word/2010/wordml" xmlns:w15="http://schemas.microsoft.com/office/word/2012/wordml" xmlns:w16se="http://schemas.microsoft.com/office/word/2015/wordml/symex" mc:Ignorable="w14 w15 w16se">
+<w:styles xmlns:wp14="http://schemas.microsoft.com/office/word/2010/wordprocessingDrawing" xmlns:mc="http://schemas.openxmlformats.org/markup-compatibility/2006" xmlns:r="http://schemas.openxmlformats.org/officeDocument/2006/relationships" xmlns:w="http://schemas.openxmlformats.org/wordprocessingml/2006/main" xmlns:w14="http://schemas.microsoft.com/office/word/2010/wordml" xmlns:w15="http://schemas.microsoft.com/office/word/2012/wordml" xmlns:w16se="http://schemas.microsoft.com/office/word/2015/wordml/symex" mc:Ignorable="w14 w15 w16se wp14">
   <w:docDefaults>
     <w:rPrDefault>
       <w:rPr>
-        <w:rFonts w:ascii="Calibri" w:eastAsia="Calibri" w:hAnsi="Calibri" w:cs="DejaVu Sans"/>
+        <w:rFonts w:ascii="Calibri" w:hAnsi="Calibri" w:eastAsia="Calibri" w:cs="DejaVu Sans"/>
         <w:sz w:val="22"/>
         <w:szCs w:val="22"/>
         <w:lang w:val="en-US" w:eastAsia="en-US" w:bidi="ar-SA"/>
@@ -2805,14 +3241,14 @@
   <w:latentStyles w:defLockedState="0" w:defUIPriority="99" w:defSemiHidden="0" w:defUnhideWhenUsed="0" w:defQFormat="0" w:count="371">
     <w:lsdException w:name="Normal" w:uiPriority="0" w:qFormat="1"/>
     <w:lsdException w:name="heading 1" w:uiPriority="9" w:qFormat="1"/>
-    <w:lsdException w:name="heading 2" w:semiHidden="1" w:uiPriority="9" w:unhideWhenUsed="1" w:qFormat="1"/>
-    <w:lsdException w:name="heading 3" w:semiHidden="1" w:uiPriority="9" w:unhideWhenUsed="1" w:qFormat="1"/>
-    <w:lsdException w:name="heading 4" w:semiHidden="1" w:uiPriority="9" w:unhideWhenUsed="1" w:qFormat="1"/>
-    <w:lsdException w:name="heading 5" w:semiHidden="1" w:uiPriority="9" w:unhideWhenUsed="1" w:qFormat="1"/>
-    <w:lsdException w:name="heading 6" w:semiHidden="1" w:uiPriority="9" w:unhideWhenUsed="1" w:qFormat="1"/>
-    <w:lsdException w:name="heading 7" w:semiHidden="1" w:uiPriority="9" w:unhideWhenUsed="1" w:qFormat="1"/>
-    <w:lsdException w:name="heading 8" w:semiHidden="1" w:uiPriority="9" w:unhideWhenUsed="1" w:qFormat="1"/>
-    <w:lsdException w:name="heading 9" w:semiHidden="1" w:uiPriority="9" w:unhideWhenUsed="1" w:qFormat="1"/>
+    <w:lsdException w:name="heading 2" w:uiPriority="9" w:semiHidden="1" w:unhideWhenUsed="1" w:qFormat="1"/>
+    <w:lsdException w:name="heading 3" w:uiPriority="9" w:semiHidden="1" w:unhideWhenUsed="1" w:qFormat="1"/>
+    <w:lsdException w:name="heading 4" w:uiPriority="9" w:semiHidden="1" w:unhideWhenUsed="1" w:qFormat="1"/>
+    <w:lsdException w:name="heading 5" w:uiPriority="9" w:semiHidden="1" w:unhideWhenUsed="1" w:qFormat="1"/>
+    <w:lsdException w:name="heading 6" w:uiPriority="9" w:semiHidden="1" w:unhideWhenUsed="1" w:qFormat="1"/>
+    <w:lsdException w:name="heading 7" w:uiPriority="9" w:semiHidden="1" w:unhideWhenUsed="1" w:qFormat="1"/>
+    <w:lsdException w:name="heading 8" w:uiPriority="9" w:semiHidden="1" w:unhideWhenUsed="1" w:qFormat="1"/>
+    <w:lsdException w:name="heading 9" w:uiPriority="9" w:semiHidden="1" w:unhideWhenUsed="1" w:qFormat="1"/>
     <w:lsdException w:name="index 1" w:semiHidden="1" w:unhideWhenUsed="1"/>
     <w:lsdException w:name="index 2" w:semiHidden="1" w:unhideWhenUsed="1"/>
     <w:lsdException w:name="index 3" w:semiHidden="1" w:unhideWhenUsed="1"/>
@@ -2822,22 +3258,22 @@
     <w:lsdException w:name="index 7" w:semiHidden="1" w:unhideWhenUsed="1"/>
     <w:lsdException w:name="index 8" w:semiHidden="1" w:unhideWhenUsed="1"/>
     <w:lsdException w:name="index 9" w:semiHidden="1" w:unhideWhenUsed="1"/>
-    <w:lsdException w:name="toc 1" w:semiHidden="1" w:uiPriority="39" w:unhideWhenUsed="1"/>
-    <w:lsdException w:name="toc 2" w:semiHidden="1" w:uiPriority="39" w:unhideWhenUsed="1"/>
-    <w:lsdException w:name="toc 3" w:semiHidden="1" w:uiPriority="39" w:unhideWhenUsed="1"/>
-    <w:lsdException w:name="toc 4" w:semiHidden="1" w:uiPriority="39" w:unhideWhenUsed="1"/>
-    <w:lsdException w:name="toc 5" w:semiHidden="1" w:uiPriority="39" w:unhideWhenUsed="1"/>
-    <w:lsdException w:name="toc 6" w:semiHidden="1" w:uiPriority="39" w:unhideWhenUsed="1"/>
-    <w:lsdException w:name="toc 7" w:semiHidden="1" w:uiPriority="39" w:unhideWhenUsed="1"/>
-    <w:lsdException w:name="toc 8" w:semiHidden="1" w:uiPriority="39" w:unhideWhenUsed="1"/>
-    <w:lsdException w:name="toc 9" w:semiHidden="1" w:uiPriority="39" w:unhideWhenUsed="1"/>
+    <w:lsdException w:name="toc 1" w:uiPriority="39" w:semiHidden="1" w:unhideWhenUsed="1"/>
+    <w:lsdException w:name="toc 2" w:uiPriority="39" w:semiHidden="1" w:unhideWhenUsed="1"/>
+    <w:lsdException w:name="toc 3" w:uiPriority="39" w:semiHidden="1" w:unhideWhenUsed="1"/>
+    <w:lsdException w:name="toc 4" w:uiPriority="39" w:semiHidden="1" w:unhideWhenUsed="1"/>
+    <w:lsdException w:name="toc 5" w:uiPriority="39" w:semiHidden="1" w:unhideWhenUsed="1"/>
+    <w:lsdException w:name="toc 6" w:uiPriority="39" w:semiHidden="1" w:unhideWhenUsed="1"/>
+    <w:lsdException w:name="toc 7" w:uiPriority="39" w:semiHidden="1" w:unhideWhenUsed="1"/>
+    <w:lsdException w:name="toc 8" w:uiPriority="39" w:semiHidden="1" w:unhideWhenUsed="1"/>
+    <w:lsdException w:name="toc 9" w:uiPriority="39" w:semiHidden="1" w:unhideWhenUsed="1"/>
     <w:lsdException w:name="Normal Indent" w:semiHidden="1" w:unhideWhenUsed="1"/>
     <w:lsdException w:name="footnote text" w:semiHidden="1" w:unhideWhenUsed="1"/>
     <w:lsdException w:name="annotation text" w:semiHidden="1" w:unhideWhenUsed="1"/>
     <w:lsdException w:name="header" w:semiHidden="1" w:unhideWhenUsed="1"/>
     <w:lsdException w:name="footer" w:semiHidden="1" w:unhideWhenUsed="1"/>
     <w:lsdException w:name="index heading" w:semiHidden="1" w:unhideWhenUsed="1"/>
-    <w:lsdException w:name="caption" w:semiHidden="1" w:uiPriority="35" w:unhideWhenUsed="1" w:qFormat="1"/>
+    <w:lsdException w:name="caption" w:uiPriority="35" w:semiHidden="1" w:unhideWhenUsed="1" w:qFormat="1"/>
     <w:lsdException w:name="table of figures" w:semiHidden="1" w:unhideWhenUsed="1"/>
     <w:lsdException w:name="envelope address" w:semiHidden="1" w:unhideWhenUsed="1"/>
     <w:lsdException w:name="envelope return" w:semiHidden="1" w:unhideWhenUsed="1"/>
@@ -2868,7 +3304,7 @@
     <w:lsdException w:name="Title" w:uiPriority="10" w:qFormat="1"/>
     <w:lsdException w:name="Closing" w:semiHidden="1" w:unhideWhenUsed="1"/>
     <w:lsdException w:name="Signature" w:semiHidden="1" w:unhideWhenUsed="1"/>
-    <w:lsdException w:name="Default Paragraph Font" w:semiHidden="1" w:uiPriority="1" w:unhideWhenUsed="1"/>
+    <w:lsdException w:name="Default Paragraph Font" w:uiPriority="1" w:semiHidden="1" w:unhideWhenUsed="1"/>
     <w:lsdException w:name="Body Text" w:semiHidden="1" w:unhideWhenUsed="1"/>
     <w:lsdException w:name="Body Text Indent" w:semiHidden="1" w:unhideWhenUsed="1"/>
     <w:lsdException w:name="List Continue" w:semiHidden="1" w:unhideWhenUsed="1"/>
@@ -3068,8 +3504,8 @@
     <w:lsdException w:name="Subtle Reference" w:uiPriority="31" w:qFormat="1"/>
     <w:lsdException w:name="Intense Reference" w:uiPriority="32" w:qFormat="1"/>
     <w:lsdException w:name="Book Title" w:uiPriority="33" w:qFormat="1"/>
-    <w:lsdException w:name="Bibliography" w:semiHidden="1" w:uiPriority="37" w:unhideWhenUsed="1"/>
-    <w:lsdException w:name="TOC Heading" w:semiHidden="1" w:uiPriority="39" w:unhideWhenUsed="1" w:qFormat="1"/>
+    <w:lsdException w:name="Bibliography" w:uiPriority="37" w:semiHidden="1" w:unhideWhenUsed="1"/>
+    <w:lsdException w:name="TOC Heading" w:uiPriority="39" w:semiHidden="1" w:unhideWhenUsed="1" w:qFormat="1"/>
     <w:lsdException w:name="Plain Table 1" w:uiPriority="41"/>
     <w:lsdException w:name="Plain Table 2" w:uiPriority="42"/>
     <w:lsdException w:name="Plain Table 3" w:uiPriority="43"/>
@@ -3175,7 +3611,7 @@
     <w:lsdException w:name="List Table 6 Colorful Accent 6" w:uiPriority="51"/>
     <w:lsdException w:name="List Table 7 Colorful Accent 6" w:uiPriority="52"/>
   </w:latentStyles>
-  <w:style w:type="paragraph" w:default="1" w:styleId="Normal">
+  <w:style w:type="paragraph" w:styleId="Normal" w:default="1">
     <w:name w:val="Normal"/>
     <w:qFormat/>
   </w:style>
@@ -3187,7 +3623,7 @@
       <w:outlineLvl w:val="0"/>
     </w:pPr>
     <w:rPr>
-      <w:rFonts w:ascii="Arial" w:eastAsia="Arial" w:hAnsi="Arial" w:cs="Arial"/>
+      <w:rFonts w:ascii="Arial" w:hAnsi="Arial" w:eastAsia="Arial" w:cs="Arial"/>
       <w:b/>
       <w:bCs/>
       <w:sz w:val="20"/>
@@ -3205,19 +3641,19 @@
       <w:outlineLvl w:val="2"/>
     </w:pPr>
     <w:rPr>
-      <w:rFonts w:ascii="Cambria" w:eastAsia="Calibri" w:hAnsi="Cambria" w:cs="DejaVu Sans"/>
+      <w:rFonts w:ascii="Cambria" w:hAnsi="Cambria" w:eastAsia="Calibri" w:cs="DejaVu Sans"/>
       <w:color w:val="243F60"/>
       <w:sz w:val="24"/>
       <w:szCs w:val="24"/>
     </w:rPr>
   </w:style>
-  <w:style w:type="character" w:default="1" w:styleId="DefaultParagraphFont">
+  <w:style w:type="character" w:styleId="DefaultParagraphFont" w:default="1">
     <w:name w:val="Default Paragraph Font"/>
     <w:uiPriority w:val="1"/>
     <w:semiHidden/>
     <w:unhideWhenUsed/>
   </w:style>
-  <w:style w:type="table" w:default="1" w:styleId="TableNormal">
+  <w:style w:type="table" w:styleId="TableNormal" w:default="1">
     <w:name w:val="Normal Table"/>
     <w:uiPriority w:val="99"/>
     <w:semiHidden/>
@@ -3232,20 +3668,20 @@
       </w:tblCellMar>
     </w:tblPr>
   </w:style>
-  <w:style w:type="numbering" w:default="1" w:styleId="NoList">
+  <w:style w:type="numbering" w:styleId="NoList" w:default="1">
     <w:name w:val="No List"/>
     <w:uiPriority w:val="99"/>
     <w:semiHidden/>
     <w:unhideWhenUsed/>
   </w:style>
-  <w:style w:type="paragraph" w:customStyle="1" w:styleId="Standard">
+  <w:style w:type="paragraph" w:styleId="Standard" w:customStyle="1">
     <w:name w:val="Standard"/>
     <w:rPr>
-      <w:rFonts w:ascii="Arial MT" w:eastAsia="Arial MT" w:hAnsi="Arial MT" w:cs="Arial MT"/>
+      <w:rFonts w:ascii="Arial MT" w:hAnsi="Arial MT" w:eastAsia="Arial MT" w:cs="Arial MT"/>
       <w:lang w:val="pt-PT"/>
     </w:rPr>
   </w:style>
-  <w:style w:type="paragraph" w:customStyle="1" w:styleId="Heading">
+  <w:style w:type="paragraph" w:styleId="Heading" w:customStyle="1">
     <w:name w:val="Heading"/>
     <w:basedOn w:val="Standard"/>
     <w:next w:val="Textbody"/>
@@ -3254,12 +3690,12 @@
       <w:spacing w:before="240" w:after="120"/>
     </w:pPr>
     <w:rPr>
-      <w:rFonts w:ascii="Liberation Sans" w:eastAsia="Noto Sans CJK SC" w:hAnsi="Liberation Sans" w:cs="Noto Sans Devanagari"/>
+      <w:rFonts w:ascii="Liberation Sans" w:hAnsi="Liberation Sans" w:eastAsia="Noto Sans CJK SC" w:cs="Noto Sans Devanagari"/>
       <w:sz w:val="28"/>
       <w:szCs w:val="28"/>
     </w:rPr>
   </w:style>
-  <w:style w:type="paragraph" w:customStyle="1" w:styleId="Textbody">
+  <w:style w:type="paragraph" w:styleId="Textbody" w:customStyle="1">
     <w:name w:val="Text body"/>
     <w:basedOn w:val="Standard"/>
     <w:rPr>
@@ -3289,7 +3725,7 @@
       <w:szCs w:val="24"/>
     </w:rPr>
   </w:style>
-  <w:style w:type="paragraph" w:customStyle="1" w:styleId="Index">
+  <w:style w:type="paragraph" w:styleId="Index" w:customStyle="1">
     <w:name w:val="Index"/>
     <w:basedOn w:val="Standard"/>
     <w:pPr>
@@ -3307,7 +3743,7 @@
       <w:ind w:left="112"/>
     </w:pPr>
     <w:rPr>
-      <w:rFonts w:ascii="Arial" w:eastAsia="Arial" w:hAnsi="Arial" w:cs="Arial"/>
+      <w:rFonts w:ascii="Arial" w:hAnsi="Arial" w:eastAsia="Arial" w:cs="Arial"/>
       <w:b/>
       <w:bCs/>
       <w:sz w:val="40"/>
@@ -3321,11 +3757,11 @@
       <w:ind w:left="832" w:hanging="361"/>
     </w:pPr>
   </w:style>
-  <w:style w:type="paragraph" w:customStyle="1" w:styleId="TableParagraph">
+  <w:style w:type="paragraph" w:styleId="TableParagraph" w:customStyle="1">
     <w:name w:val="Table Paragraph"/>
     <w:basedOn w:val="Standard"/>
   </w:style>
-  <w:style w:type="character" w:customStyle="1" w:styleId="Internetlink">
+  <w:style w:type="character" w:styleId="Internetlink" w:customStyle="1">
     <w:name w:val="Internet link"/>
     <w:basedOn w:val="DefaultParagraphFont"/>
     <w:rPr>
@@ -3333,7 +3769,7 @@
       <w:u w:val="single"/>
     </w:rPr>
   </w:style>
-  <w:style w:type="character" w:customStyle="1" w:styleId="UnresolvedMention">
+  <w:style w:type="character" w:styleId="UnresolvedMention" w:customStyle="1">
     <w:name w:val="Unresolved Mention"/>
     <w:basedOn w:val="DefaultParagraphFont"/>
     <w:rPr>
@@ -3341,491 +3777,491 @@
       <w:shd w:val="clear" w:color="auto" w:fill="E1DFDD"/>
     </w:rPr>
   </w:style>
-  <w:style w:type="character" w:customStyle="1" w:styleId="CorpodetextoChar">
+  <w:style w:type="character" w:styleId="CorpodetextoChar" w:customStyle="1">
     <w:name w:val="Corpo de texto Char"/>
     <w:basedOn w:val="DefaultParagraphFont"/>
     <w:rPr>
-      <w:rFonts w:ascii="Arial MT" w:eastAsia="Arial MT" w:hAnsi="Arial MT" w:cs="Arial MT"/>
+      <w:rFonts w:ascii="Arial MT" w:hAnsi="Arial MT" w:eastAsia="Arial MT" w:cs="Arial MT"/>
       <w:sz w:val="20"/>
       <w:szCs w:val="20"/>
       <w:lang w:val="pt-PT"/>
     </w:rPr>
   </w:style>
-  <w:style w:type="character" w:customStyle="1" w:styleId="Ttulo3Char">
+  <w:style w:type="character" w:styleId="Ttulo3Char" w:customStyle="1">
     <w:name w:val="Título 3 Char"/>
     <w:basedOn w:val="DefaultParagraphFont"/>
     <w:rPr>
-      <w:rFonts w:ascii="Cambria" w:eastAsia="Calibri" w:hAnsi="Cambria" w:cs="DejaVu Sans"/>
+      <w:rFonts w:ascii="Cambria" w:hAnsi="Cambria" w:eastAsia="Calibri" w:cs="DejaVu Sans"/>
       <w:color w:val="243F60"/>
       <w:sz w:val="24"/>
       <w:szCs w:val="24"/>
       <w:lang w:val="pt-PT"/>
     </w:rPr>
   </w:style>
-  <w:style w:type="character" w:customStyle="1" w:styleId="BulletSymbols">
+  <w:style w:type="character" w:styleId="BulletSymbols" w:customStyle="1">
     <w:name w:val="Bullet Symbols"/>
     <w:rPr>
-      <w:rFonts w:ascii="OpenSymbol" w:eastAsia="OpenSymbol" w:hAnsi="OpenSymbol" w:cs="OpenSymbol"/>
-    </w:rPr>
-  </w:style>
-  <w:style w:type="character" w:customStyle="1" w:styleId="StrongEmphasis">
+      <w:rFonts w:ascii="OpenSymbol" w:hAnsi="OpenSymbol" w:eastAsia="OpenSymbol" w:cs="OpenSymbol"/>
+    </w:rPr>
+  </w:style>
+  <w:style w:type="character" w:styleId="StrongEmphasis" w:customStyle="1">
     <w:name w:val="Strong Emphasis"/>
     <w:rPr>
       <w:b/>
       <w:bCs/>
     </w:rPr>
   </w:style>
-  <w:style w:type="character" w:customStyle="1" w:styleId="ListLabel1">
+  <w:style w:type="character" w:styleId="ListLabel1" w:customStyle="1">
     <w:name w:val="ListLabel 1"/>
     <w:rPr>
       <w:rFonts w:cs="Symbol"/>
       <w:sz w:val="20"/>
     </w:rPr>
   </w:style>
-  <w:style w:type="character" w:customStyle="1" w:styleId="ListLabel2">
+  <w:style w:type="character" w:styleId="ListLabel2" w:customStyle="1">
     <w:name w:val="ListLabel 2"/>
     <w:rPr>
       <w:rFonts w:cs="Courier New"/>
       <w:sz w:val="20"/>
     </w:rPr>
   </w:style>
-  <w:style w:type="character" w:customStyle="1" w:styleId="ListLabel3">
+  <w:style w:type="character" w:styleId="ListLabel3" w:customStyle="1">
     <w:name w:val="ListLabel 3"/>
     <w:rPr>
       <w:rFonts w:cs="Wingdings"/>
       <w:sz w:val="20"/>
     </w:rPr>
   </w:style>
-  <w:style w:type="character" w:customStyle="1" w:styleId="ListLabel4">
+  <w:style w:type="character" w:styleId="ListLabel4" w:customStyle="1">
     <w:name w:val="ListLabel 4"/>
     <w:rPr>
       <w:rFonts w:cs="Wingdings"/>
       <w:sz w:val="20"/>
     </w:rPr>
   </w:style>
-  <w:style w:type="character" w:customStyle="1" w:styleId="ListLabel5">
+  <w:style w:type="character" w:styleId="ListLabel5" w:customStyle="1">
     <w:name w:val="ListLabel 5"/>
     <w:rPr>
       <w:rFonts w:cs="Wingdings"/>
       <w:sz w:val="20"/>
     </w:rPr>
   </w:style>
-  <w:style w:type="character" w:customStyle="1" w:styleId="ListLabel6">
+  <w:style w:type="character" w:styleId="ListLabel6" w:customStyle="1">
     <w:name w:val="ListLabel 6"/>
     <w:rPr>
       <w:rFonts w:cs="Wingdings"/>
       <w:sz w:val="20"/>
     </w:rPr>
   </w:style>
-  <w:style w:type="character" w:customStyle="1" w:styleId="ListLabel7">
+  <w:style w:type="character" w:styleId="ListLabel7" w:customStyle="1">
     <w:name w:val="ListLabel 7"/>
     <w:rPr>
       <w:rFonts w:cs="Wingdings"/>
       <w:sz w:val="20"/>
     </w:rPr>
   </w:style>
-  <w:style w:type="character" w:customStyle="1" w:styleId="ListLabel8">
+  <w:style w:type="character" w:styleId="ListLabel8" w:customStyle="1">
     <w:name w:val="ListLabel 8"/>
     <w:rPr>
       <w:rFonts w:cs="Wingdings"/>
       <w:sz w:val="20"/>
     </w:rPr>
   </w:style>
-  <w:style w:type="character" w:customStyle="1" w:styleId="ListLabel9">
+  <w:style w:type="character" w:styleId="ListLabel9" w:customStyle="1">
     <w:name w:val="ListLabel 9"/>
     <w:rPr>
       <w:rFonts w:cs="Wingdings"/>
       <w:sz w:val="20"/>
     </w:rPr>
   </w:style>
-  <w:style w:type="character" w:customStyle="1" w:styleId="ListLabel10">
+  <w:style w:type="character" w:styleId="ListLabel10" w:customStyle="1">
     <w:name w:val="ListLabel 10"/>
     <w:rPr>
       <w:rFonts w:cs="Symbol"/>
       <w:sz w:val="20"/>
     </w:rPr>
   </w:style>
-  <w:style w:type="character" w:customStyle="1" w:styleId="ListLabel11">
+  <w:style w:type="character" w:styleId="ListLabel11" w:customStyle="1">
     <w:name w:val="ListLabel 11"/>
     <w:rPr>
       <w:rFonts w:cs="Courier New"/>
       <w:sz w:val="20"/>
     </w:rPr>
   </w:style>
-  <w:style w:type="character" w:customStyle="1" w:styleId="ListLabel12">
+  <w:style w:type="character" w:styleId="ListLabel12" w:customStyle="1">
     <w:name w:val="ListLabel 12"/>
     <w:rPr>
       <w:rFonts w:cs="Wingdings"/>
       <w:sz w:val="20"/>
     </w:rPr>
   </w:style>
-  <w:style w:type="character" w:customStyle="1" w:styleId="ListLabel13">
+  <w:style w:type="character" w:styleId="ListLabel13" w:customStyle="1">
     <w:name w:val="ListLabel 13"/>
     <w:rPr>
       <w:rFonts w:cs="Wingdings"/>
       <w:sz w:val="20"/>
     </w:rPr>
   </w:style>
-  <w:style w:type="character" w:customStyle="1" w:styleId="ListLabel14">
+  <w:style w:type="character" w:styleId="ListLabel14" w:customStyle="1">
     <w:name w:val="ListLabel 14"/>
     <w:rPr>
       <w:rFonts w:cs="Wingdings"/>
       <w:sz w:val="20"/>
     </w:rPr>
   </w:style>
-  <w:style w:type="character" w:customStyle="1" w:styleId="ListLabel15">
+  <w:style w:type="character" w:styleId="ListLabel15" w:customStyle="1">
     <w:name w:val="ListLabel 15"/>
     <w:rPr>
       <w:rFonts w:cs="Wingdings"/>
       <w:sz w:val="20"/>
     </w:rPr>
   </w:style>
-  <w:style w:type="character" w:customStyle="1" w:styleId="ListLabel16">
+  <w:style w:type="character" w:styleId="ListLabel16" w:customStyle="1">
     <w:name w:val="ListLabel 16"/>
     <w:rPr>
       <w:rFonts w:cs="Wingdings"/>
       <w:sz w:val="20"/>
     </w:rPr>
   </w:style>
-  <w:style w:type="character" w:customStyle="1" w:styleId="ListLabel17">
+  <w:style w:type="character" w:styleId="ListLabel17" w:customStyle="1">
     <w:name w:val="ListLabel 17"/>
     <w:rPr>
       <w:rFonts w:cs="Wingdings"/>
       <w:sz w:val="20"/>
     </w:rPr>
   </w:style>
-  <w:style w:type="character" w:customStyle="1" w:styleId="ListLabel18">
+  <w:style w:type="character" w:styleId="ListLabel18" w:customStyle="1">
     <w:name w:val="ListLabel 18"/>
     <w:rPr>
       <w:rFonts w:cs="Wingdings"/>
       <w:sz w:val="20"/>
     </w:rPr>
   </w:style>
-  <w:style w:type="character" w:customStyle="1" w:styleId="ListLabel19">
+  <w:style w:type="character" w:styleId="ListLabel19" w:customStyle="1">
     <w:name w:val="ListLabel 19"/>
     <w:rPr>
       <w:rFonts w:cs="Symbol"/>
       <w:sz w:val="20"/>
     </w:rPr>
   </w:style>
-  <w:style w:type="character" w:customStyle="1" w:styleId="ListLabel20">
+  <w:style w:type="character" w:styleId="ListLabel20" w:customStyle="1">
     <w:name w:val="ListLabel 20"/>
     <w:rPr>
       <w:rFonts w:cs="Courier New"/>
       <w:sz w:val="20"/>
     </w:rPr>
   </w:style>
-  <w:style w:type="character" w:customStyle="1" w:styleId="ListLabel21">
+  <w:style w:type="character" w:styleId="ListLabel21" w:customStyle="1">
     <w:name w:val="ListLabel 21"/>
     <w:rPr>
       <w:rFonts w:cs="Wingdings"/>
       <w:sz w:val="20"/>
     </w:rPr>
   </w:style>
-  <w:style w:type="character" w:customStyle="1" w:styleId="ListLabel22">
+  <w:style w:type="character" w:styleId="ListLabel22" w:customStyle="1">
     <w:name w:val="ListLabel 22"/>
     <w:rPr>
       <w:rFonts w:cs="Wingdings"/>
       <w:sz w:val="20"/>
     </w:rPr>
   </w:style>
-  <w:style w:type="character" w:customStyle="1" w:styleId="ListLabel23">
+  <w:style w:type="character" w:styleId="ListLabel23" w:customStyle="1">
     <w:name w:val="ListLabel 23"/>
     <w:rPr>
       <w:rFonts w:cs="Wingdings"/>
       <w:sz w:val="20"/>
     </w:rPr>
   </w:style>
-  <w:style w:type="character" w:customStyle="1" w:styleId="ListLabel24">
+  <w:style w:type="character" w:styleId="ListLabel24" w:customStyle="1">
     <w:name w:val="ListLabel 24"/>
     <w:rPr>
       <w:rFonts w:cs="Wingdings"/>
       <w:sz w:val="20"/>
     </w:rPr>
   </w:style>
-  <w:style w:type="character" w:customStyle="1" w:styleId="ListLabel25">
+  <w:style w:type="character" w:styleId="ListLabel25" w:customStyle="1">
     <w:name w:val="ListLabel 25"/>
     <w:rPr>
       <w:rFonts w:cs="Wingdings"/>
       <w:sz w:val="20"/>
     </w:rPr>
   </w:style>
-  <w:style w:type="character" w:customStyle="1" w:styleId="ListLabel26">
+  <w:style w:type="character" w:styleId="ListLabel26" w:customStyle="1">
     <w:name w:val="ListLabel 26"/>
     <w:rPr>
       <w:rFonts w:cs="Wingdings"/>
       <w:sz w:val="20"/>
     </w:rPr>
   </w:style>
-  <w:style w:type="character" w:customStyle="1" w:styleId="ListLabel27">
+  <w:style w:type="character" w:styleId="ListLabel27" w:customStyle="1">
     <w:name w:val="ListLabel 27"/>
     <w:rPr>
       <w:rFonts w:cs="Wingdings"/>
       <w:sz w:val="20"/>
     </w:rPr>
   </w:style>
-  <w:style w:type="character" w:customStyle="1" w:styleId="ListLabel28">
+  <w:style w:type="character" w:styleId="ListLabel28" w:customStyle="1">
     <w:name w:val="ListLabel 28"/>
     <w:rPr>
       <w:rFonts w:cs="Symbol"/>
       <w:sz w:val="20"/>
     </w:rPr>
   </w:style>
-  <w:style w:type="character" w:customStyle="1" w:styleId="ListLabel29">
+  <w:style w:type="character" w:styleId="ListLabel29" w:customStyle="1">
     <w:name w:val="ListLabel 29"/>
     <w:rPr>
       <w:rFonts w:cs="Courier New"/>
       <w:sz w:val="20"/>
     </w:rPr>
   </w:style>
-  <w:style w:type="character" w:customStyle="1" w:styleId="ListLabel30">
+  <w:style w:type="character" w:styleId="ListLabel30" w:customStyle="1">
     <w:name w:val="ListLabel 30"/>
     <w:rPr>
       <w:rFonts w:cs="Wingdings"/>
       <w:sz w:val="20"/>
     </w:rPr>
   </w:style>
-  <w:style w:type="character" w:customStyle="1" w:styleId="ListLabel31">
+  <w:style w:type="character" w:styleId="ListLabel31" w:customStyle="1">
     <w:name w:val="ListLabel 31"/>
     <w:rPr>
       <w:rFonts w:cs="Wingdings"/>
       <w:sz w:val="20"/>
     </w:rPr>
   </w:style>
-  <w:style w:type="character" w:customStyle="1" w:styleId="ListLabel32">
+  <w:style w:type="character" w:styleId="ListLabel32" w:customStyle="1">
     <w:name w:val="ListLabel 32"/>
     <w:rPr>
       <w:rFonts w:cs="Wingdings"/>
       <w:sz w:val="20"/>
     </w:rPr>
   </w:style>
-  <w:style w:type="character" w:customStyle="1" w:styleId="ListLabel33">
+  <w:style w:type="character" w:styleId="ListLabel33" w:customStyle="1">
     <w:name w:val="ListLabel 33"/>
     <w:rPr>
       <w:rFonts w:cs="Wingdings"/>
       <w:sz w:val="20"/>
     </w:rPr>
   </w:style>
-  <w:style w:type="character" w:customStyle="1" w:styleId="ListLabel34">
+  <w:style w:type="character" w:styleId="ListLabel34" w:customStyle="1">
     <w:name w:val="ListLabel 34"/>
     <w:rPr>
       <w:rFonts w:cs="Wingdings"/>
       <w:sz w:val="20"/>
     </w:rPr>
   </w:style>
-  <w:style w:type="character" w:customStyle="1" w:styleId="ListLabel35">
+  <w:style w:type="character" w:styleId="ListLabel35" w:customStyle="1">
     <w:name w:val="ListLabel 35"/>
     <w:rPr>
       <w:rFonts w:cs="Wingdings"/>
       <w:sz w:val="20"/>
     </w:rPr>
   </w:style>
-  <w:style w:type="character" w:customStyle="1" w:styleId="ListLabel36">
+  <w:style w:type="character" w:styleId="ListLabel36" w:customStyle="1">
     <w:name w:val="ListLabel 36"/>
     <w:rPr>
       <w:rFonts w:cs="Wingdings"/>
       <w:sz w:val="20"/>
     </w:rPr>
   </w:style>
-  <w:style w:type="character" w:customStyle="1" w:styleId="ListLabel37">
+  <w:style w:type="character" w:styleId="ListLabel37" w:customStyle="1">
     <w:name w:val="ListLabel 37"/>
     <w:rPr>
       <w:rFonts w:cs="Symbol"/>
     </w:rPr>
   </w:style>
-  <w:style w:type="character" w:customStyle="1" w:styleId="ListLabel38">
+  <w:style w:type="character" w:styleId="ListLabel38" w:customStyle="1">
     <w:name w:val="ListLabel 38"/>
     <w:rPr>
       <w:rFonts w:cs="Courier New"/>
     </w:rPr>
   </w:style>
-  <w:style w:type="character" w:customStyle="1" w:styleId="ListLabel39">
+  <w:style w:type="character" w:styleId="ListLabel39" w:customStyle="1">
     <w:name w:val="ListLabel 39"/>
     <w:rPr>
       <w:rFonts w:cs="Wingdings"/>
     </w:rPr>
   </w:style>
-  <w:style w:type="character" w:customStyle="1" w:styleId="ListLabel40">
+  <w:style w:type="character" w:styleId="ListLabel40" w:customStyle="1">
     <w:name w:val="ListLabel 40"/>
     <w:rPr>
       <w:rFonts w:cs="Symbol"/>
     </w:rPr>
   </w:style>
-  <w:style w:type="character" w:customStyle="1" w:styleId="ListLabel41">
+  <w:style w:type="character" w:styleId="ListLabel41" w:customStyle="1">
     <w:name w:val="ListLabel 41"/>
     <w:rPr>
       <w:rFonts w:cs="Courier New"/>
     </w:rPr>
   </w:style>
-  <w:style w:type="character" w:customStyle="1" w:styleId="ListLabel42">
+  <w:style w:type="character" w:styleId="ListLabel42" w:customStyle="1">
     <w:name w:val="ListLabel 42"/>
     <w:rPr>
       <w:rFonts w:cs="Wingdings"/>
     </w:rPr>
   </w:style>
-  <w:style w:type="character" w:customStyle="1" w:styleId="ListLabel43">
+  <w:style w:type="character" w:styleId="ListLabel43" w:customStyle="1">
     <w:name w:val="ListLabel 43"/>
     <w:rPr>
       <w:rFonts w:cs="Symbol"/>
     </w:rPr>
   </w:style>
-  <w:style w:type="character" w:customStyle="1" w:styleId="ListLabel44">
+  <w:style w:type="character" w:styleId="ListLabel44" w:customStyle="1">
     <w:name w:val="ListLabel 44"/>
     <w:rPr>
       <w:rFonts w:cs="Courier New"/>
     </w:rPr>
   </w:style>
-  <w:style w:type="character" w:customStyle="1" w:styleId="ListLabel45">
+  <w:style w:type="character" w:styleId="ListLabel45" w:customStyle="1">
     <w:name w:val="ListLabel 45"/>
     <w:rPr>
       <w:rFonts w:cs="Wingdings"/>
     </w:rPr>
   </w:style>
-  <w:style w:type="character" w:customStyle="1" w:styleId="ListLabel46">
+  <w:style w:type="character" w:styleId="ListLabel46" w:customStyle="1">
     <w:name w:val="ListLabel 46"/>
     <w:rPr>
       <w:rFonts w:cs="Symbol"/>
       <w:sz w:val="20"/>
     </w:rPr>
   </w:style>
-  <w:style w:type="character" w:customStyle="1" w:styleId="ListLabel47">
+  <w:style w:type="character" w:styleId="ListLabel47" w:customStyle="1">
     <w:name w:val="ListLabel 47"/>
     <w:rPr>
       <w:rFonts w:cs="Courier New"/>
       <w:sz w:val="20"/>
     </w:rPr>
   </w:style>
-  <w:style w:type="character" w:customStyle="1" w:styleId="ListLabel48">
+  <w:style w:type="character" w:styleId="ListLabel48" w:customStyle="1">
     <w:name w:val="ListLabel 48"/>
     <w:rPr>
       <w:rFonts w:cs="Wingdings"/>
       <w:sz w:val="20"/>
     </w:rPr>
   </w:style>
-  <w:style w:type="character" w:customStyle="1" w:styleId="ListLabel49">
+  <w:style w:type="character" w:styleId="ListLabel49" w:customStyle="1">
     <w:name w:val="ListLabel 49"/>
     <w:rPr>
       <w:rFonts w:cs="Wingdings"/>
       <w:sz w:val="20"/>
     </w:rPr>
   </w:style>
-  <w:style w:type="character" w:customStyle="1" w:styleId="ListLabel50">
+  <w:style w:type="character" w:styleId="ListLabel50" w:customStyle="1">
     <w:name w:val="ListLabel 50"/>
     <w:rPr>
       <w:rFonts w:cs="Wingdings"/>
       <w:sz w:val="20"/>
     </w:rPr>
   </w:style>
-  <w:style w:type="character" w:customStyle="1" w:styleId="ListLabel51">
+  <w:style w:type="character" w:styleId="ListLabel51" w:customStyle="1">
     <w:name w:val="ListLabel 51"/>
     <w:rPr>
       <w:rFonts w:cs="Wingdings"/>
       <w:sz w:val="20"/>
     </w:rPr>
   </w:style>
-  <w:style w:type="character" w:customStyle="1" w:styleId="ListLabel52">
+  <w:style w:type="character" w:styleId="ListLabel52" w:customStyle="1">
     <w:name w:val="ListLabel 52"/>
     <w:rPr>
       <w:rFonts w:cs="Wingdings"/>
       <w:sz w:val="20"/>
     </w:rPr>
   </w:style>
-  <w:style w:type="character" w:customStyle="1" w:styleId="ListLabel53">
+  <w:style w:type="character" w:styleId="ListLabel53" w:customStyle="1">
     <w:name w:val="ListLabel 53"/>
     <w:rPr>
       <w:rFonts w:cs="Wingdings"/>
       <w:sz w:val="20"/>
     </w:rPr>
   </w:style>
-  <w:style w:type="character" w:customStyle="1" w:styleId="ListLabel54">
+  <w:style w:type="character" w:styleId="ListLabel54" w:customStyle="1">
     <w:name w:val="ListLabel 54"/>
     <w:rPr>
       <w:rFonts w:cs="Wingdings"/>
       <w:sz w:val="20"/>
     </w:rPr>
   </w:style>
-  <w:style w:type="character" w:customStyle="1" w:styleId="ListLabel55">
+  <w:style w:type="character" w:styleId="ListLabel55" w:customStyle="1">
     <w:name w:val="ListLabel 55"/>
     <w:rPr>
       <w:rFonts w:cs="Symbol"/>
     </w:rPr>
   </w:style>
-  <w:style w:type="character" w:customStyle="1" w:styleId="ListLabel56">
+  <w:style w:type="character" w:styleId="ListLabel56" w:customStyle="1">
     <w:name w:val="ListLabel 56"/>
     <w:rPr>
       <w:rFonts w:cs="Symbol"/>
     </w:rPr>
   </w:style>
-  <w:style w:type="character" w:customStyle="1" w:styleId="ListLabel57">
+  <w:style w:type="character" w:styleId="ListLabel57" w:customStyle="1">
     <w:name w:val="ListLabel 57"/>
     <w:rPr>
       <w:rFonts w:cs="Symbol"/>
     </w:rPr>
   </w:style>
-  <w:style w:type="character" w:customStyle="1" w:styleId="ListLabel58">
+  <w:style w:type="character" w:styleId="ListLabel58" w:customStyle="1">
     <w:name w:val="ListLabel 58"/>
     <w:rPr>
       <w:rFonts w:cs="Symbol"/>
     </w:rPr>
   </w:style>
-  <w:style w:type="character" w:customStyle="1" w:styleId="ListLabel59">
+  <w:style w:type="character" w:styleId="ListLabel59" w:customStyle="1">
     <w:name w:val="ListLabel 59"/>
     <w:rPr>
       <w:rFonts w:cs="Symbol"/>
     </w:rPr>
   </w:style>
-  <w:style w:type="character" w:customStyle="1" w:styleId="ListLabel60">
+  <w:style w:type="character" w:styleId="ListLabel60" w:customStyle="1">
     <w:name w:val="ListLabel 60"/>
     <w:rPr>
       <w:rFonts w:cs="Symbol"/>
     </w:rPr>
   </w:style>
-  <w:style w:type="character" w:customStyle="1" w:styleId="ListLabel61">
+  <w:style w:type="character" w:styleId="ListLabel61" w:customStyle="1">
     <w:name w:val="ListLabel 61"/>
     <w:rPr>
       <w:rFonts w:cs="Symbol"/>
     </w:rPr>
   </w:style>
-  <w:style w:type="character" w:customStyle="1" w:styleId="ListLabel62">
+  <w:style w:type="character" w:styleId="ListLabel62" w:customStyle="1">
     <w:name w:val="ListLabel 62"/>
     <w:rPr>
       <w:rFonts w:cs="Symbol"/>
     </w:rPr>
   </w:style>
-  <w:style w:type="character" w:customStyle="1" w:styleId="ListLabel63">
+  <w:style w:type="character" w:styleId="ListLabel63" w:customStyle="1">
     <w:name w:val="ListLabel 63"/>
     <w:rPr>
       <w:rFonts w:cs="Symbol"/>
     </w:rPr>
   </w:style>
-  <w:style w:type="character" w:customStyle="1" w:styleId="ListLabel64">
+  <w:style w:type="character" w:styleId="ListLabel64" w:customStyle="1">
     <w:name w:val="ListLabel 64"/>
   </w:style>
-  <w:style w:type="character" w:customStyle="1" w:styleId="ListLabel65">
+  <w:style w:type="character" w:styleId="ListLabel65" w:customStyle="1">
     <w:name w:val="ListLabel 65"/>
   </w:style>
-  <w:style w:type="character" w:customStyle="1" w:styleId="ListLabel66">
+  <w:style w:type="character" w:styleId="ListLabel66" w:customStyle="1">
     <w:name w:val="ListLabel 66"/>
   </w:style>
-  <w:style w:type="character" w:customStyle="1" w:styleId="ListLabel67">
+  <w:style w:type="character" w:styleId="ListLabel67" w:customStyle="1">
     <w:name w:val="ListLabel 67"/>
   </w:style>
-  <w:style w:type="character" w:customStyle="1" w:styleId="ListLabel68">
+  <w:style w:type="character" w:styleId="ListLabel68" w:customStyle="1">
     <w:name w:val="ListLabel 68"/>
   </w:style>
-  <w:style w:type="character" w:customStyle="1" w:styleId="ListLabel69">
+  <w:style w:type="character" w:styleId="ListLabel69" w:customStyle="1">
     <w:name w:val="ListLabel 69"/>
   </w:style>
-  <w:style w:type="character" w:customStyle="1" w:styleId="ListLabel70">
+  <w:style w:type="character" w:styleId="ListLabel70" w:customStyle="1">
     <w:name w:val="ListLabel 70"/>
   </w:style>
-  <w:style w:type="character" w:customStyle="1" w:styleId="ListLabel71">
+  <w:style w:type="character" w:styleId="ListLabel71" w:customStyle="1">
     <w:name w:val="ListLabel 71"/>
   </w:style>
-  <w:style w:type="character" w:customStyle="1" w:styleId="ListLabel72">
+  <w:style w:type="character" w:styleId="ListLabel72" w:customStyle="1">
     <w:name w:val="ListLabel 72"/>
   </w:style>
-  <w:style w:type="character" w:customStyle="1" w:styleId="ListLabel73">
+  <w:style w:type="character" w:styleId="ListLabel73" w:customStyle="1">
     <w:name w:val="ListLabel 73"/>
     <w:rPr>
       <w:b w:val="0"/>
@@ -3836,7 +4272,7 @@
       <w:lang w:val="pt-BR"/>
     </w:rPr>
   </w:style>
-  <w:style w:type="character" w:customStyle="1" w:styleId="ListLabel74">
+  <w:style w:type="character" w:styleId="ListLabel74" w:customStyle="1">
     <w:name w:val="ListLabel 74"/>
     <w:rPr>
       <w:b w:val="0"/>
@@ -3846,7 +4282,7 @@
       <w:lang w:val="pt-BR"/>
     </w:rPr>
   </w:style>
-  <w:style w:type="numbering" w:customStyle="1" w:styleId="NoList1">
+  <w:style w:type="numbering" w:styleId="NoList1" w:customStyle="1">
     <w:name w:val="No List_1"/>
     <w:basedOn w:val="NoList"/>
     <w:pPr>
@@ -3855,7 +4291,7 @@
       </w:numPr>
     </w:pPr>
   </w:style>
-  <w:style w:type="numbering" w:customStyle="1" w:styleId="WWNum1">
+  <w:style w:type="numbering" w:styleId="WWNum1" w:customStyle="1">
     <w:name w:val="WWNum1"/>
     <w:basedOn w:val="NoList"/>
     <w:pPr>
@@ -3864,7 +4300,7 @@
       </w:numPr>
     </w:pPr>
   </w:style>
-  <w:style w:type="numbering" w:customStyle="1" w:styleId="WWNum2">
+  <w:style w:type="numbering" w:styleId="WWNum2" w:customStyle="1">
     <w:name w:val="WWNum2"/>
     <w:basedOn w:val="NoList"/>
     <w:pPr>
@@ -3873,7 +4309,7 @@
       </w:numPr>
     </w:pPr>
   </w:style>
-  <w:style w:type="numbering" w:customStyle="1" w:styleId="WWNum3">
+  <w:style w:type="numbering" w:styleId="WWNum3" w:customStyle="1">
     <w:name w:val="WWNum3"/>
     <w:basedOn w:val="NoList"/>
     <w:pPr>
@@ -3882,7 +4318,7 @@
       </w:numPr>
     </w:pPr>
   </w:style>
-  <w:style w:type="numbering" w:customStyle="1" w:styleId="WWNum4">
+  <w:style w:type="numbering" w:styleId="WWNum4" w:customStyle="1">
     <w:name w:val="WWNum4"/>
     <w:basedOn w:val="NoList"/>
     <w:pPr>
@@ -3891,7 +4327,7 @@
       </w:numPr>
     </w:pPr>
   </w:style>
-  <w:style w:type="numbering" w:customStyle="1" w:styleId="WWNum5">
+  <w:style w:type="numbering" w:styleId="WWNum5" w:customStyle="1">
     <w:name w:val="WWNum5"/>
     <w:basedOn w:val="NoList"/>
     <w:pPr>
@@ -3900,7 +4336,7 @@
       </w:numPr>
     </w:pPr>
   </w:style>
-  <w:style w:type="numbering" w:customStyle="1" w:styleId="WWNum6">
+  <w:style w:type="numbering" w:styleId="WWNum6" w:customStyle="1">
     <w:name w:val="WWNum6"/>
     <w:basedOn w:val="NoList"/>
     <w:pPr>
@@ -3909,7 +4345,7 @@
       </w:numPr>
     </w:pPr>
   </w:style>
-  <w:style w:type="numbering" w:customStyle="1" w:styleId="WWNum7">
+  <w:style w:type="numbering" w:styleId="WWNum7" w:customStyle="1">
     <w:name w:val="WWNum7"/>
     <w:basedOn w:val="NoList"/>
     <w:pPr>
@@ -3918,7 +4354,7 @@
       </w:numPr>
     </w:pPr>
   </w:style>
-  <w:style w:type="numbering" w:customStyle="1" w:styleId="WWNum8">
+  <w:style w:type="numbering" w:styleId="WWNum8" w:customStyle="1">
     <w:name w:val="WWNum8"/>
     <w:basedOn w:val="NoList"/>
     <w:pPr>
@@ -3931,7 +4367,7 @@
 </file>
 
 <file path=word/theme/theme1.xml><?xml version="1.0" encoding="utf-8"?>
-<a:theme xmlns:a="http://schemas.openxmlformats.org/drawingml/2006/main" name="Office Theme">
+<a:theme xmlns:a="http://schemas.openxmlformats.org/drawingml/2006/main" xmlns:thm15="http://schemas.microsoft.com/office/thememl/2012/main" name="Office Theme">
   <a:themeElements>
     <a:clrScheme name="Office">
       <a:dk1>
